--- a/public/CODA_How_To_Use.docx
+++ b/public/CODA_How_To_Use.docx
@@ -529,7 +529,7 @@
         <w:spacing w:after="160"/>
       </w:pPr>
       <w:r>
-        <w:t xml:space="preserve">Select Import Coursework CSV, choose B Diploma or C Diploma, enter the Course Title and Course Number (required), then upload your attendance spreadsheet. CODA detects attendance columns automatically from headers like "12/07/2026 (3)" and calculates a percentage for you. Coaches are matched by name against your existing roster — anyone not already on file is added automatically.</w:t>
+        <w:t xml:space="preserve">Select Import Coursework CSV, choose B Diploma or C Diploma, enter the Course Title and Course Number (required), then upload your roster. This directly accepts an export from Football Australia's registration system — CODA combines separate First Name/Last Name columns automatically, reads Suborganisation as Club and Username as FA Number, and detects attendance columns automatically from headers like "12/07/2026 (3)". Coaches are matched by name against your existing roster — anyone not already on file is added automatically. A blank template matching this exact format is available from Logistics → Course Candidate Sheet Template.</w:t>
       </w:r>
     </w:p>
     <w:p>

--- a/public/CODA_How_To_Use.docx
+++ b/public/CODA_How_To_Use.docx
@@ -356,6 +356,23 @@
       </w:pPr>
       <w:r>
         <w:t xml:space="preserve">Add Key Outcomes Focus — this can pull straight from the coach's IDP (Individual Development Plan) if one is on file.</w:t>
+      </w:r>
+    </w:p>
+    <w:p>
+      <w:pPr>
+        <w:pBdr>
+          <w:left w:val="single" w:color="C9A227" w:sz="12" w:space="8"/>
+        </w:pBdr>
+        <w:spacing w:after="200" w:before="60"/>
+        <w:ind w:left="360"/>
+      </w:pPr>
+      <w:r>
+        <w:rPr>
+          <w:i/>
+          <w:iCs/>
+          <w:color w:val="64748B"/>
+        </w:rPr>
+        <w:t xml:space="preserve">Fields with a small mic icon in the corner (Session Objective, Key Outcomes Focus, Strengths, Areas for Development, Plan Notes, and General Notes) support voice dictation in supported browsers (Chrome, Edge, Safari) — select the mic and speak instead of typing.</w:t>
       </w:r>
     </w:p>
     <w:p>

--- a/public/CODA_How_To_Use.docx
+++ b/public/CODA_How_To_Use.docx
@@ -71,39 +71,55 @@
         <w:spacing w:after="160"/>
       </w:pPr>
       <w:r>
-        <w:t xml:space="preserve">2. Logging a New Observation</w:t>
-      </w:r>
-    </w:p>
-    <w:p>
-      <w:pPr>
-        <w:spacing w:after="160"/>
-      </w:pPr>
-      <w:r>
-        <w:t xml:space="preserve">3. Completed Tasks</w:t>
-      </w:r>
-    </w:p>
-    <w:p>
-      <w:pPr>
-        <w:spacing w:after="160"/>
-      </w:pPr>
-      <w:r>
-        <w:t xml:space="preserve">4. Logistics</w:t>
-      </w:r>
-    </w:p>
-    <w:p>
-      <w:pPr>
-        <w:spacing w:after="160"/>
-      </w:pPr>
-      <w:r>
-        <w:t xml:space="preserve">5. History</w:t>
-      </w:r>
-    </w:p>
-    <w:p>
-      <w:pPr>
-        <w:spacing w:after="160"/>
-      </w:pPr>
-      <w:r>
-        <w:t xml:space="preserve">6. Tips &amp; Troubleshooting</w:t>
+        <w:t xml:space="preserve">2. The Landing Page</w:t>
+      </w:r>
+    </w:p>
+    <w:p>
+      <w:pPr>
+        <w:spacing w:after="160"/>
+      </w:pPr>
+      <w:r>
+        <w:t xml:space="preserve">3. Logging a New Observation</w:t>
+      </w:r>
+    </w:p>
+    <w:p>
+      <w:pPr>
+        <w:spacing w:after="160"/>
+      </w:pPr>
+      <w:r>
+        <w:t xml:space="preserve">4. Completed Tasks</w:t>
+      </w:r>
+    </w:p>
+    <w:p>
+      <w:pPr>
+        <w:spacing w:after="160"/>
+      </w:pPr>
+      <w:r>
+        <w:t xml:space="preserve">5. Logistics</w:t>
+      </w:r>
+    </w:p>
+    <w:p>
+      <w:pPr>
+        <w:spacing w:after="160"/>
+      </w:pPr>
+      <w:r>
+        <w:t xml:space="preserve">6. History</w:t>
+      </w:r>
+    </w:p>
+    <w:p>
+      <w:pPr>
+        <w:spacing w:after="160"/>
+      </w:pPr>
+      <w:r>
+        <w:t xml:space="preserve">7. Admin Settings — Master vs Federation Admin</w:t>
+      </w:r>
+    </w:p>
+    <w:p>
+      <w:pPr>
+        <w:spacing w:after="160"/>
+      </w:pPr>
+      <w:r>
+        <w:t xml:space="preserve">8. Tips &amp; Troubleshooting</w:t>
       </w:r>
     </w:p>
     <w:p>
@@ -125,24 +141,7 @@
         <w:spacing w:after="160"/>
       </w:pPr>
       <w:r>
-        <w:t xml:space="preserve">CODA is a shared workspace — every Coach Educator using the app sees the same coaches, courses, and observation history. There is no separate login per person; instead, each person is given a 4-digit PIN.</w:t>
-      </w:r>
-    </w:p>
-    <w:p>
-      <w:pPr>
-        <w:pStyle w:val="Heading2"/>
-        <w:spacing w:after="120" w:before="240"/>
-      </w:pPr>
-      <w:r>
-        <w:t xml:space="preserve">Signing in</w:t>
-      </w:r>
-    </w:p>
-    <w:p>
-      <w:pPr>
-        <w:spacing w:after="160"/>
-      </w:pPr>
-      <w:r>
-        <w:t xml:space="preserve">On opening CODA, enter your PIN and select Continue. Your name will show at the top of the screen for the rest of your session. If you don't have a PIN, ask your Admin to add you.</w:t>
+        <w:t xml:space="preserve">CODA is a shared workspace — everyone using it sees the same coaches, courses, and observation history. There's no password to get in; the first time you open CODA on a device, you're asked for your FA Number just to identify who you are. It's remembered on that device from then on — no need to re-enter it each visit.</w:t>
       </w:r>
     </w:p>
     <w:p>
@@ -159,7 +158,7 @@
           <w:iCs/>
           <w:color w:val="64748B"/>
         </w:rPr>
-        <w:t xml:space="preserve">If you close the app and come back later, you'll need to sign in again — CODA doesn't keep you signed in indefinitely.</w:t>
+        <w:t xml:space="preserve">This is identification, not security — it doesn't restrict what you can see or do. Admin-only actions (further down) have their own separate PIN.</w:t>
       </w:r>
     </w:p>
     <w:p>
@@ -233,7 +232,15 @@
         <w:spacing w:after="80"/>
       </w:pPr>
       <w:r>
-        <w:t xml:space="preserve">History — every submitted observation, with search, PDF export, and Admin Settings.</w:t>
+        <w:t xml:space="preserve">History — every submitted observation, with filters, PDF export, and Admin Settings.</w:t>
+      </w:r>
+    </w:p>
+    <w:p>
+      <w:pPr>
+        <w:spacing w:after="160"/>
+      </w:pPr>
+      <w:r>
+        <w:t xml:space="preserve">There's also an Admin button (top right, blue border) that jumps straight to History and opens Admin Settings from anywhere in the app.</w:t>
       </w:r>
     </w:p>
     <w:p>
@@ -247,7 +254,37 @@
         <w:spacing w:after="160" w:before="320"/>
       </w:pPr>
       <w:r>
-        <w:t xml:space="preserve">2. Logging a New Observation</w:t>
+        <w:t xml:space="preserve">2. The Landing Page</w:t>
+      </w:r>
+    </w:p>
+    <w:p>
+      <w:pPr>
+        <w:spacing w:after="160"/>
+      </w:pPr>
+      <w:r>
+        <w:t xml:space="preserve">Before you sign in, CODA has a public landing page introducing the app — this is what people see if they visit the site without going straight to the app itself.</w:t>
+      </w:r>
+    </w:p>
+    <w:p>
+      <w:pPr>
+        <w:spacing w:after="160"/>
+      </w:pPr>
+      <w:r>
+        <w:t xml:space="preserve">Along the top of the landing page's hero section sits a row of logos: Football Australia at the top, followed by all nine Member Federations. Clicking any Member Federation's logo takes you straight into New Observation with that federation already selected — a shortcut for someone who knows which federation they're logging for.</w:t>
+      </w:r>
+    </w:p>
+    <w:p>
+      <w:r>
+        <w:br w:type="page"/>
+      </w:r>
+    </w:p>
+    <w:p>
+      <w:pPr>
+        <w:pStyle w:val="Heading1"/>
+        <w:spacing w:after="160" w:before="320"/>
+      </w:pPr>
+      <w:r>
+        <w:t xml:space="preserve">3. Logging a New Observation</w:t>
       </w:r>
     </w:p>
     <w:p>
@@ -303,7 +340,7 @@
         <w:spacing w:after="100"/>
       </w:pPr>
       <w:r>
-        <w:t xml:space="preserve">Select the Member Federation this report belongs to — it sets the logo shown on the printed PDF. Defaults to Football Victoria.</w:t>
+        <w:t xml:space="preserve">Select the Member Federation this report belongs to — it sets the logo shown on the printed PDF. Defaults to Football Victoria, or whichever federation you arrived via from the landing page.</w:t>
       </w:r>
     </w:p>
     <w:p>
@@ -372,7 +409,24 @@
           <w:iCs/>
           <w:color w:val="64748B"/>
         </w:rPr>
-        <w:t xml:space="preserve">Fields with a small mic icon in the corner (Session Objective, Key Outcomes Focus, Strengths, Areas for Development, Plan Notes, and General Notes) support voice dictation in supported browsers (Chrome, Edge, Safari) — select the mic and speak instead of typing.</w:t>
+        <w:t xml:space="preserve">If the coach has exactly one Completed Tasks record with a Course Number, CODA auto-fills the course and number for you. If they have more than one, or none, you'll need to select it manually.</w:t>
+      </w:r>
+    </w:p>
+    <w:p>
+      <w:pPr>
+        <w:pStyle w:val="Heading2"/>
+        <w:spacing w:after="120" w:before="240"/>
+      </w:pPr>
+      <w:r>
+        <w:t xml:space="preserve">Step 2 — Session Plan</w:t>
+      </w:r>
+    </w:p>
+    <w:p>
+      <w:pPr>
+        <w:spacing w:after="160"/>
+      </w:pPr>
+      <w:r>
+        <w:t xml:space="preserve">Capture what was actually planned: the Session Topic, Session Objective, number of players, pitch size, rules or constraints, and Type of Session. Then mark the pitch zones used directly on the diagram — tap a zone to select it, or use Full Pitch to select all 18 at once. D3/M3/F3 (Defensive/Middle/Final Third) are calculated automatically from whichever zones you pick.</w:t>
       </w:r>
     </w:p>
     <w:p>
@@ -389,24 +443,7 @@
           <w:iCs/>
           <w:color w:val="64748B"/>
         </w:rPr>
-        <w:t xml:space="preserve">If the coach has exactly one Completed Tasks record with a Course Number, CODA auto-fills the course and number for you. If they have more than one, or none, you'll need to select it manually.</w:t>
-      </w:r>
-    </w:p>
-    <w:p>
-      <w:pPr>
-        <w:pStyle w:val="Heading2"/>
-        <w:spacing w:after="120" w:before="240"/>
-      </w:pPr>
-      <w:r>
-        <w:t xml:space="preserve">Step 2 — Session Plan</w:t>
-      </w:r>
-    </w:p>
-    <w:p>
-      <w:pPr>
-        <w:spacing w:after="160"/>
-      </w:pPr>
-      <w:r>
-        <w:t xml:space="preserve">Capture what was actually planned: the Session Topic, Session Objective, number of players, pitch size, rules or constraints, and Type of Session. Then mark the pitch zones used directly on the diagram — tap a zone to select it, or use Full Pitch to select all 18 at once. D3/M3/F3 (Defensive/Middle/Final Third) are calculated automatically from whichever zones you pick.</w:t>
+        <w:t xml:space="preserve">Typing the Pitch Size fields: after two digits in Length, the cursor jumps automatically to Width (and back again) — no need to tab manually.</w:t>
       </w:r>
     </w:p>
     <w:p>
@@ -482,15 +519,32 @@
         <w:spacing w:after="160"/>
       </w:pPr>
       <w:r>
-        <w:t xml:space="preserve">If the total score reaches 16 or higher, a Potential Future Pathways box appears — tick any pathways worth flagging for that coach (Analyst, High Performance Coach, S&amp;C Coach).</w:t>
-      </w:r>
-    </w:p>
-    <w:p>
-      <w:pPr>
-        <w:spacing w:after="160"/>
-      </w:pPr>
-      <w:r>
-        <w:t xml:space="preserve">Finally, add the Assessor Signature (auto-filled from the CET, editable) and select Save &amp; Submit. The observation moves into History and, if it's linked to a Completed Tasks record by Course Number, that record's checklist updates automatically.</w:t>
+        <w:t xml:space="preserve">If the total score reaches 16 or higher, a Potential Future Pathways box appears automatically — tick any pathways worth flagging for that coach (Analyst, High Performance Coach, S&amp;C Coach).</w:t>
+      </w:r>
+    </w:p>
+    <w:p>
+      <w:pPr>
+        <w:spacing w:after="160"/>
+      </w:pPr>
+      <w:r>
+        <w:t xml:space="preserve">Finally, add the Assessor Signature (auto-filled from the CET, editable) and select Save &amp; Submit.</w:t>
+      </w:r>
+    </w:p>
+    <w:p>
+      <w:pPr>
+        <w:pStyle w:val="Heading2"/>
+        <w:spacing w:after="120" w:before="240"/>
+      </w:pPr>
+      <w:r>
+        <w:t xml:space="preserve">Voice dictation</w:t>
+      </w:r>
+    </w:p>
+    <w:p>
+      <w:pPr>
+        <w:spacing w:after="160"/>
+      </w:pPr>
+      <w:r>
+        <w:t xml:space="preserve">Several text fields — Session Objective, Key Outcomes Focus, Strengths, Areas for Development, Plan Notes, and General Notes — have a small mic icon in the corner. Select it and speak instead of typing, in any browser that supports it (Chrome, Edge, Safari). Moving to another field automatically stops the dictation.</w:t>
       </w:r>
     </w:p>
     <w:p>
@@ -504,7 +558,7 @@
         <w:spacing w:after="160" w:before="320"/>
       </w:pPr>
       <w:r>
-        <w:t xml:space="preserve">3. Completed Tasks</w:t>
+        <w:t xml:space="preserve">4. Completed Tasks</w:t>
       </w:r>
     </w:p>
     <w:p>
@@ -547,58 +601,6 @@
       </w:pPr>
       <w:r>
         <w:t xml:space="preserve">Select Import Coursework CSV, choose B Diploma or C Diploma, enter the Course Title and Course Number (required), then upload your roster. This directly accepts an export from Football Australia's registration system — CODA combines separate First Name/Last Name columns automatically, reads Suborganisation as Club and Username as FA Number, and detects attendance columns automatically from headers like "12/07/2026 (3)". Coaches are matched by name against your existing roster — anyone not already on file is added automatically. A blank template matching this exact format is available from Logistics → Course Candidate Sheet Template.</w:t>
-      </w:r>
-    </w:p>
-    <w:p>
-      <w:pPr>
-        <w:pStyle w:val="ListParagraph"/>
-        <w:numPr>
-          <w:ilvl w:val="0"/>
-          <w:numId w:val="4"/>
-        </w:numPr>
-        <w:spacing w:after="100"/>
-      </w:pPr>
-      <w:r>
-        <w:t xml:space="preserve">Choose the diploma type.</w:t>
-      </w:r>
-    </w:p>
-    <w:p>
-      <w:pPr>
-        <w:pStyle w:val="ListParagraph"/>
-        <w:numPr>
-          <w:ilvl w:val="0"/>
-          <w:numId w:val="4"/>
-        </w:numPr>
-        <w:spacing w:after="100"/>
-      </w:pPr>
-      <w:r>
-        <w:t xml:space="preserve">Enter the Course Title and Course Number.</w:t>
-      </w:r>
-    </w:p>
-    <w:p>
-      <w:pPr>
-        <w:pStyle w:val="ListParagraph"/>
-        <w:numPr>
-          <w:ilvl w:val="0"/>
-          <w:numId w:val="4"/>
-        </w:numPr>
-        <w:spacing w:after="100"/>
-      </w:pPr>
-      <w:r>
-        <w:t xml:space="preserve">Upload the CSV and confirm which column holds the coach's name (and optionally club, FA number, CET, and session topics).</w:t>
-      </w:r>
-    </w:p>
-    <w:p>
-      <w:pPr>
-        <w:pStyle w:val="ListParagraph"/>
-        <w:numPr>
-          <w:ilvl w:val="0"/>
-          <w:numId w:val="4"/>
-        </w:numPr>
-        <w:spacing w:after="100"/>
-      </w:pPr>
-      <w:r>
-        <w:t xml:space="preserve">Select Generate Preview, check the matches, then Import.</w:t>
       </w:r>
     </w:p>
     <w:p>
@@ -615,7 +617,7 @@
           <w:iCs/>
           <w:color w:val="64748B"/>
         </w:rPr>
-        <w:t xml:space="preserve">If you've already got Completed Tasks records with no Course Number attached (from before this was required), select the affected records under the "No Course Number" group and use Set Course Number for Selected to fix them in one go.</w:t>
+        <w:t xml:space="preserve">This import is not admin-restricted — anyone using CODA can run it, the same as adding a record by hand.</w:t>
       </w:r>
     </w:p>
     <w:p>
@@ -633,6 +635,23 @@
       </w:pPr>
       <w:r>
         <w:t xml:space="preserve">Expand any coach's card to see their full coursework checklist — session plans by topic (B Diploma) or the practical session (C Diploma), plus the fixed milestone items. Items completed via a submitted observation link straight through to that report.</w:t>
+      </w:r>
+    </w:p>
+    <w:p>
+      <w:pPr>
+        <w:pStyle w:val="Heading2"/>
+        <w:spacing w:after="120" w:before="240"/>
+      </w:pPr>
+      <w:r>
+        <w:t xml:space="preserve">Duplicate records</w:t>
+      </w:r>
+    </w:p>
+    <w:p>
+      <w:pPr>
+        <w:spacing w:after="160"/>
+      </w:pPr>
+      <w:r>
+        <w:t xml:space="preserve">If the same coach and course show up as two separate Completed Tasks records — usually from importing the same roster twice — a "Duplicate Records" button appears above the list. Merging takes the higher attendance/online modules percentage and combines every completed checklist item across both, rather than keeping one and losing the other's progress. This is a Master Admin only action.</w:t>
       </w:r>
     </w:p>
     <w:p>
@@ -646,15 +665,15 @@
         <w:spacing w:after="160" w:before="320"/>
       </w:pPr>
       <w:r>
-        <w:t xml:space="preserve">4. Logistics</w:t>
-      </w:r>
-    </w:p>
-    <w:p>
-      <w:pPr>
-        <w:spacing w:after="160"/>
-      </w:pPr>
-      <w:r>
-        <w:t xml:space="preserve">Your roster, tutor list, and course library all live here.</w:t>
+        <w:t xml:space="preserve">5. Logistics</w:t>
+      </w:r>
+    </w:p>
+    <w:p>
+      <w:pPr>
+        <w:spacing w:after="160"/>
+      </w:pPr>
+      <w:r>
+        <w:t xml:space="preserve">Your roster, tutor list, and course library all live here. "How to Use CODA" and "Course Candidate Sheet Template" are downloadable from the top of this tab.</w:t>
       </w:r>
     </w:p>
     <w:p>
@@ -671,7 +690,24 @@
         <w:spacing w:after="160"/>
       </w:pPr>
       <w:r>
-        <w:t xml:space="preserve">Search or browse the full list of coaches and CETs. Each coach can have Session Topics (used in New Observation's topic dropdown), an FA Number, and an IDP (Individual Development Plan) attached — including a .docx upload that gets read into the record automatically.</w:t>
+        <w:t xml:space="preserve">Search or browse the full list of coaches and CETs — no need to type a search term first, the whole list shows by default. Each coach can have Session Topics (used in New Observation's topic dropdown), an FA Number, and an IDP (Individual Development Plan) attached — including a .docx upload that gets read into the record automatically.</w:t>
+      </w:r>
+    </w:p>
+    <w:p>
+      <w:pPr>
+        <w:pStyle w:val="Heading2"/>
+        <w:spacing w:after="120" w:before="240"/>
+      </w:pPr>
+      <w:r>
+        <w:t xml:space="preserve">CET → Member Federation assignment</w:t>
+      </w:r>
+    </w:p>
+    <w:p>
+      <w:pPr>
+        <w:spacing w:after="160"/>
+      </w:pPr>
+      <w:r>
+        <w:t xml:space="preserve">Each CET can be tagged with one or more Member Federations, which determines what a Federation Admin (see Section 7) can see and act on. Assign it individually via the "MF" button on a CET's card, or in bulk: tick the checkboxes on multiple CETs, then use the bar that appears to add or replace their federation assignment all at once.</w:t>
       </w:r>
     </w:p>
     <w:p>
@@ -697,6 +733,40 @@
         <w:spacing w:after="120" w:before="240"/>
       </w:pPr>
       <w:r>
+        <w:t xml:space="preserve">Duplicate coaches and CETs</w:t>
+      </w:r>
+    </w:p>
+    <w:p>
+      <w:pPr>
+        <w:spacing w:after="160"/>
+      </w:pPr>
+      <w:r>
+        <w:t xml:space="preserve">If the same person ends up as two separate profiles — usually from importing data twice under different IDs — a "Duplicates Found" button appears next to Add Coach or Add CET. Merging keeps one profile, moves every observation and completed task onto it, and combines whatever details each duplicate had.</w:t>
+      </w:r>
+    </w:p>
+    <w:p>
+      <w:pPr>
+        <w:pBdr>
+          <w:left w:val="single" w:color="C9A227" w:sz="12" w:space="8"/>
+        </w:pBdr>
+        <w:spacing w:after="200" w:before="60"/>
+        <w:ind w:left="360"/>
+      </w:pPr>
+      <w:r>
+        <w:rPr>
+          <w:i/>
+          <w:iCs/>
+          <w:color w:val="64748B"/>
+        </w:rPr>
+        <w:t xml:space="preserve">Merging duplicate coach profiles is Master Admin only, since coach profiles aren't tagged to a Member Federation. Merging duplicate CETs is available to a Federation Admin too, scoped to their own federation.</w:t>
+      </w:r>
+    </w:p>
+    <w:p>
+      <w:pPr>
+        <w:pStyle w:val="Heading2"/>
+        <w:spacing w:after="120" w:before="240"/>
+      </w:pPr>
+      <w:r>
         <w:t xml:space="preserve">Bulk actions</w:t>
       </w:r>
     </w:p>
@@ -705,7 +775,7 @@
         <w:spacing w:after="160"/>
       </w:pPr>
       <w:r>
-        <w:t xml:space="preserve">Bulk upload coaches or CETs via CSV, or use Remove All Coaches &amp; CETs (Admin PIN required) to wipe the roster clean — past observations stay in History but lose their coach-profile link.</w:t>
+        <w:t xml:space="preserve">Bulk upload coaches or CETs via CSV. "Remove All Coaches" and "Remove All CETs" are separate, independent actions (not combined) — each requires admin sign-in. Removing coaches is Master Admin only; removing CETs can be scoped to a Federation Admin's own federation.</w:t>
       </w:r>
     </w:p>
     <w:p>
@@ -719,15 +789,15 @@
         <w:spacing w:after="160" w:before="320"/>
       </w:pPr>
       <w:r>
-        <w:t xml:space="preserve">5. History</w:t>
-      </w:r>
-    </w:p>
-    <w:p>
-      <w:pPr>
-        <w:spacing w:after="160"/>
-      </w:pPr>
-      <w:r>
-        <w:t xml:space="preserve">Every submitted observation, filterable by coach or CET.</w:t>
+        <w:t xml:space="preserve">6. History</w:t>
+      </w:r>
+    </w:p>
+    <w:p>
+      <w:pPr>
+        <w:spacing w:after="160"/>
+      </w:pPr>
+      <w:r>
+        <w:t xml:space="preserve">Every submitted observation, with a full set of filters: coach, CET, course number, course type (C/B/A Diploma, Foundation, Workshop, Informal), date range, competence outcome, and score range. Select Clear filters to reset them all at once.</w:t>
       </w:r>
     </w:p>
     <w:p>
@@ -744,7 +814,7 @@
         <w:spacing w:after="160"/>
       </w:pPr>
       <w:r>
-        <w:t xml:space="preserve">Select any entry to open the full report — session details, scoring, strengths, development plan, and signature. Select Download PDF at the top to generate a print-ready, A4-formatted copy styled to match the on-screen report, including the Member Federation logo and pitch diagram.</w:t>
+        <w:t xml:space="preserve">Select any entry to open the full report — session details, scoring, strengths, development plan, and signature. Select Download PDF at the top to generate a print-ready, A4-formatted copy styled to match the on-screen report, including the Member Federation logo, session plan detail, and pitch diagram — laid out in the same order as the live form.</w:t>
       </w:r>
     </w:p>
     <w:p>
@@ -762,114 +832,6 @@
       </w:pPr>
       <w:r>
         <w:t xml:space="preserve">Once submitted, a report is locked. An Admin can select Reopen for Editing and enter their name and PIN to make corrections — the report goes back into the draft editor and needs Save &amp; Submit again to return to History.</w:t>
-      </w:r>
-    </w:p>
-    <w:p>
-      <w:pPr>
-        <w:pStyle w:val="Heading2"/>
-        <w:spacing w:after="120" w:before="240"/>
-      </w:pPr>
-      <w:r>
-        <w:t xml:space="preserve">Admin Settings</w:t>
-      </w:r>
-    </w:p>
-    <w:p>
-      <w:pPr>
-        <w:spacing w:after="160"/>
-      </w:pPr>
-      <w:r>
-        <w:t xml:space="preserve">Enter an admin name and PIN to unlock:</w:t>
-      </w:r>
-    </w:p>
-    <w:p>
-      <w:pPr>
-        <w:pStyle w:val="ListParagraph"/>
-        <w:numPr>
-          <w:ilvl w:val="0"/>
-          <w:numId w:val="2"/>
-        </w:numPr>
-        <w:spacing w:after="80"/>
-      </w:pPr>
-      <w:r>
-        <w:t xml:space="preserve">Export Data / Import Data — a full JSON backup of the database, or a way to restore from one.</w:t>
-      </w:r>
-    </w:p>
-    <w:p>
-      <w:pPr>
-        <w:pStyle w:val="ListParagraph"/>
-        <w:numPr>
-          <w:ilvl w:val="0"/>
-          <w:numId w:val="2"/>
-        </w:numPr>
-        <w:spacing w:after="80"/>
-      </w:pPr>
-      <w:r>
-        <w:t xml:space="preserve">Export PDF — every submitted observation plus a Completed Tasks summary, as one downloadable file.</w:t>
-      </w:r>
-    </w:p>
-    <w:p>
-      <w:pPr>
-        <w:pStyle w:val="ListParagraph"/>
-        <w:numPr>
-          <w:ilvl w:val="0"/>
-          <w:numId w:val="2"/>
-        </w:numPr>
-        <w:spacing w:after="80"/>
-      </w:pPr>
-      <w:r>
-        <w:t xml:space="preserve">Clear History — permanently deletes every observation. Cannot be undone.</w:t>
-      </w:r>
-    </w:p>
-    <w:p>
-      <w:pPr>
-        <w:pStyle w:val="ListParagraph"/>
-        <w:numPr>
-          <w:ilvl w:val="0"/>
-          <w:numId w:val="2"/>
-        </w:numPr>
-        <w:spacing w:after="80"/>
-      </w:pPr>
-      <w:r>
-        <w:t xml:space="preserve">Admins — add up to the configured limit of admins, each with their own PIN.</w:t>
-      </w:r>
-    </w:p>
-    <w:p>
-      <w:pPr>
-        <w:pStyle w:val="ListParagraph"/>
-        <w:numPr>
-          <w:ilvl w:val="0"/>
-          <w:numId w:val="2"/>
-        </w:numPr>
-        <w:spacing w:after="80"/>
-      </w:pPr>
-      <w:r>
-        <w:t xml:space="preserve">Change Your PIN — updates only the signed-in admin's own PIN.</w:t>
-      </w:r>
-    </w:p>
-    <w:p>
-      <w:pPr>
-        <w:pStyle w:val="ListParagraph"/>
-        <w:numPr>
-          <w:ilvl w:val="0"/>
-          <w:numId w:val="2"/>
-        </w:numPr>
-        <w:spacing w:after="80"/>
-      </w:pPr>
-      <w:r>
-        <w:t xml:space="preserve">Lead Admin — the Lead Admin's session locks out every other admin from Admin Settings while they're in it; only the current Lead Admin can hand the role to someone else.</w:t>
-      </w:r>
-    </w:p>
-    <w:p>
-      <w:pPr>
-        <w:pStyle w:val="ListParagraph"/>
-        <w:numPr>
-          <w:ilvl w:val="0"/>
-          <w:numId w:val="2"/>
-        </w:numPr>
-        <w:spacing w:after="80"/>
-      </w:pPr>
-      <w:r>
-        <w:t xml:space="preserve">Admin Slots and Full PIN Reset — available to Admin 1 only.</w:t>
       </w:r>
     </w:p>
     <w:p>
@@ -883,7 +845,183 @@
         <w:spacing w:after="160" w:before="320"/>
       </w:pPr>
       <w:r>
-        <w:t xml:space="preserve">6. Tips &amp; Troubleshooting</w:t>
+        <w:t xml:space="preserve">7. Admin Settings — Master vs Federation Admin</w:t>
+      </w:r>
+    </w:p>
+    <w:p>
+      <w:pPr>
+        <w:spacing w:after="160"/>
+      </w:pPr>
+      <w:r>
+        <w:t xml:space="preserve">Select the Admin button (top right, blue border, visible on every tab) to sign in. There are two kinds of admin:</w:t>
+      </w:r>
+    </w:p>
+    <w:p>
+      <w:pPr>
+        <w:pStyle w:val="Heading2"/>
+        <w:spacing w:after="120" w:before="240"/>
+      </w:pPr>
+      <w:r>
+        <w:t xml:space="preserve">Master Admin</w:t>
+      </w:r>
+    </w:p>
+    <w:p>
+      <w:pPr>
+        <w:spacing w:after="160"/>
+      </w:pPr>
+      <w:r>
+        <w:t xml:space="preserve">Full, unrestricted control — every action described below, across every Member Federation. Your existing admins were all set up as Master when this system was introduced.</w:t>
+      </w:r>
+    </w:p>
+    <w:p>
+      <w:pPr>
+        <w:pStyle w:val="Heading2"/>
+        <w:spacing w:after="120" w:before="240"/>
+      </w:pPr>
+      <w:r>
+        <w:t xml:space="preserve">Federation Admin</w:t>
+      </w:r>
+    </w:p>
+    <w:p>
+      <w:pPr>
+        <w:spacing w:after="160"/>
+      </w:pPr>
+      <w:r>
+        <w:t xml:space="preserve">Scoped to one or more Member Federations, assigned when the admin is added. A Federation Admin can:</w:t>
+      </w:r>
+    </w:p>
+    <w:p>
+      <w:pPr>
+        <w:pStyle w:val="ListParagraph"/>
+        <w:numPr>
+          <w:ilvl w:val="0"/>
+          <w:numId w:val="2"/>
+        </w:numPr>
+        <w:spacing w:after="80"/>
+      </w:pPr>
+      <w:r>
+        <w:t xml:space="preserve">Clear History — but only observations tagged to their own federation(s); everyone else's history is untouched.</w:t>
+      </w:r>
+    </w:p>
+    <w:p>
+      <w:pPr>
+        <w:pStyle w:val="ListParagraph"/>
+        <w:numPr>
+          <w:ilvl w:val="0"/>
+          <w:numId w:val="2"/>
+        </w:numPr>
+        <w:spacing w:after="80"/>
+      </w:pPr>
+      <w:r>
+        <w:t xml:space="preserve">Remove All CETs — but only CETs tagged to their own federation(s).</w:t>
+      </w:r>
+    </w:p>
+    <w:p>
+      <w:pPr>
+        <w:pStyle w:val="ListParagraph"/>
+        <w:numPr>
+          <w:ilvl w:val="0"/>
+          <w:numId w:val="2"/>
+        </w:numPr>
+        <w:spacing w:after="80"/>
+      </w:pPr>
+      <w:r>
+        <w:t xml:space="preserve">Reopen Report — but only for reports belonging to their own federation.</w:t>
+      </w:r>
+    </w:p>
+    <w:p>
+      <w:pPr>
+        <w:pStyle w:val="ListParagraph"/>
+        <w:numPr>
+          <w:ilvl w:val="0"/>
+          <w:numId w:val="2"/>
+        </w:numPr>
+        <w:spacing w:after="80"/>
+      </w:pPr>
+      <w:r>
+        <w:t xml:space="preserve">Merge Duplicate CETs — but only groups where at least one profile is tagged to their own federation.</w:t>
+      </w:r>
+    </w:p>
+    <w:p>
+      <w:pPr>
+        <w:pStyle w:val="ListParagraph"/>
+        <w:numPr>
+          <w:ilvl w:val="0"/>
+          <w:numId w:val="2"/>
+        </w:numPr>
+        <w:spacing w:after="80"/>
+      </w:pPr>
+      <w:r>
+        <w:t xml:space="preserve">Export PDF — but only their own federation's submitted observations (plus a best-effort match on related Completed Tasks, since those aren't federation-tagged directly).</w:t>
+      </w:r>
+    </w:p>
+    <w:p>
+      <w:pPr>
+        <w:pStyle w:val="ListParagraph"/>
+        <w:numPr>
+          <w:ilvl w:val="0"/>
+          <w:numId w:val="2"/>
+        </w:numPr>
+        <w:spacing w:after="80"/>
+      </w:pPr>
+      <w:r>
+        <w:t xml:space="preserve">Change their own PIN.</w:t>
+      </w:r>
+    </w:p>
+    <w:p>
+      <w:pPr>
+        <w:spacing w:after="160"/>
+      </w:pPr>
+      <w:r>
+        <w:t xml:space="preserve">Master Admin only, always: adding or managing other admins, Lead Admin controls, Export Data / Import Data (the full JSON backup/restore tool), Admin Slots, Full PIN Reset, Remove All Coaches, and Merge Duplicate Coaches — coach profiles aren't tagged to a federation, so these can't be safely scoped.</w:t>
+      </w:r>
+    </w:p>
+    <w:p>
+      <w:pPr>
+        <w:pBdr>
+          <w:left w:val="single" w:color="C9A227" w:sz="12" w:space="8"/>
+        </w:pBdr>
+        <w:spacing w:after="200" w:before="60"/>
+        <w:ind w:left="360"/>
+      </w:pPr>
+      <w:r>
+        <w:rPr>
+          <w:i/>
+          <w:iCs/>
+          <w:color w:val="64748B"/>
+        </w:rPr>
+        <w:t xml:space="preserve">Federation Admins don't lock each other out the way Master Admins do under Lead Admin — they can work independently and concurrently, since they're typically working on different federations' data.</w:t>
+      </w:r>
+    </w:p>
+    <w:p>
+      <w:pPr>
+        <w:pStyle w:val="Heading2"/>
+        <w:spacing w:after="120" w:before="240"/>
+      </w:pPr>
+      <w:r>
+        <w:t xml:space="preserve">Adding an admin</w:t>
+      </w:r>
+    </w:p>
+    <w:p>
+      <w:pPr>
+        <w:spacing w:after="160"/>
+      </w:pPr>
+      <w:r>
+        <w:t xml:space="preserve">Only a Master Admin can add new admins. Choose Master Admin or Federation Admin (with one or more federations selected), then either set their PIN yourself or hand them the device to set it privately.</w:t>
+      </w:r>
+    </w:p>
+    <w:p>
+      <w:r>
+        <w:br w:type="page"/>
+      </w:r>
+    </w:p>
+    <w:p>
+      <w:pPr>
+        <w:pStyle w:val="Heading1"/>
+        <w:spacing w:after="160" w:before="320"/>
+      </w:pPr>
+      <w:r>
+        <w:t xml:space="preserve">8. Tips &amp; Troubleshooting</w:t>
       </w:r>
     </w:p>
     <w:p>
@@ -922,20 +1060,7 @@
         <w:spacing w:after="80"/>
       </w:pPr>
       <w:r>
-        <w:t xml:space="preserve">The Potential Future Pathways box is based on the actual score reaching 16+, not on whatever the Assessment Outcome dropdown currently shows.</w:t>
-      </w:r>
-    </w:p>
-    <w:p>
-      <w:pPr>
-        <w:pStyle w:val="ListParagraph"/>
-        <w:numPr>
-          <w:ilvl w:val="0"/>
-          <w:numId w:val="2"/>
-        </w:numPr>
-        <w:spacing w:after="80"/>
-      </w:pPr>
-      <w:r>
-        <w:t xml:space="preserve">If you can't find a coach or CET in Logistics, the list now shows everyone by default — no need to search first.</w:t>
+        <w:t xml:space="preserve">The Potential Future Pathways box is based on the actual running score reaching 16+, not on whatever the Assessment Outcome dropdown currently shows.</w:t>
       </w:r>
     </w:p>
     <w:p>
@@ -949,6 +1074,32 @@
       </w:pPr>
       <w:r>
         <w:t xml:space="preserve">Session Topic and Diploma Block are required for B and C Diploma courses specifically, so the wizard won't let you submit without them for those course types.</w:t>
+      </w:r>
+    </w:p>
+    <w:p>
+      <w:pPr>
+        <w:pStyle w:val="ListParagraph"/>
+        <w:numPr>
+          <w:ilvl w:val="0"/>
+          <w:numId w:val="2"/>
+        </w:numPr>
+        <w:spacing w:after="80"/>
+      </w:pPr>
+      <w:r>
+        <w:t xml:space="preserve">The pitch zones diagram shows one consistent shade per column, not two — if you're comparing to an older screenshot, this is intentional.</w:t>
+      </w:r>
+    </w:p>
+    <w:p>
+      <w:pPr>
+        <w:pStyle w:val="ListParagraph"/>
+        <w:numPr>
+          <w:ilvl w:val="0"/>
+          <w:numId w:val="2"/>
+        </w:numPr>
+        <w:spacing w:after="80"/>
+      </w:pPr>
+      <w:r>
+        <w:t xml:space="preserve">If a duplicate coach, CET, or Completed Tasks record isn't picked up automatically, it's because the names don't match exactly (a missing middle name, a typo) — the detection only catches exact matches.</w:t>
       </w:r>
     </w:p>
     <w:p>
@@ -1179,18 +1330,6 @@
       </w:pPr>
     </w:lvl>
   </w:abstractNum>
-  <w:abstractNum w:abstractNumId="4" w15:restartNumberingAfterBreak="0">
-    <w:multiLevelType w:val="hybridMultilevel"/>
-    <w:lvl w:ilvl="0" w15:tentative="1">
-      <w:start w:val="1"/>
-      <w:numFmt w:val="decimal"/>
-      <w:lvlText w:val="%1."/>
-      <w:lvlJc w:val="left"/>
-      <w:pPr>
-        <w:ind w:left="720" w:hanging="360"/>
-      </w:pPr>
-    </w:lvl>
-  </w:abstractNum>
   <w:num w:numId="1">
     <w:abstractNumId w:val="1"/>
     <w:lvlOverride w:ilvl="0">
@@ -1205,12 +1344,6 @@
   </w:num>
   <w:num w:numId="3">
     <w:abstractNumId w:val="3"/>
-    <w:lvlOverride w:ilvl="0">
-      <w:startOverride w:val="1"/>
-    </w:lvlOverride>
-  </w:num>
-  <w:num w:numId="4">
-    <w:abstractNumId w:val="4"/>
     <w:lvlOverride w:ilvl="0">
       <w:startOverride w:val="1"/>
     </w:lvlOverride>

--- a/public/CODA_How_To_Use.docx
+++ b/public/CODA_How_To_Use.docx
@@ -4,7 +4,7 @@
   <w:body>
     <w:p>
       <w:pPr>
-        <w:spacing w:after="80" w:before="2400"/>
+        <w:spacing w:after="80" w:before="2000"/>
       </w:pPr>
       <w:r>
         <w:rPr>
@@ -32,7 +32,7 @@
     </w:p>
     <w:p>
       <w:pPr>
-        <w:spacing w:after="1600"/>
+        <w:spacing w:after="1200"/>
       </w:pPr>
       <w:r>
         <w:rPr>
@@ -95,31 +95,47 @@
         <w:spacing w:after="160"/>
       </w:pPr>
       <w:r>
-        <w:t xml:space="preserve">5. Logistics</w:t>
-      </w:r>
-    </w:p>
-    <w:p>
-      <w:pPr>
-        <w:spacing w:after="160"/>
-      </w:pPr>
-      <w:r>
-        <w:t xml:space="preserve">6. History</w:t>
-      </w:r>
-    </w:p>
-    <w:p>
-      <w:pPr>
-        <w:spacing w:after="160"/>
-      </w:pPr>
-      <w:r>
-        <w:t xml:space="preserve">7. Admin Settings — Master vs Federation Admin</w:t>
-      </w:r>
-    </w:p>
-    <w:p>
-      <w:pPr>
-        <w:spacing w:after="160"/>
-      </w:pPr>
-      <w:r>
-        <w:t xml:space="preserve">8. Tips &amp; Troubleshooting</w:t>
+        <w:t xml:space="preserve">5. Candidate Progress Tracking</w:t>
+      </w:r>
+    </w:p>
+    <w:p>
+      <w:pPr>
+        <w:spacing w:after="160"/>
+      </w:pPr>
+      <w:r>
+        <w:t xml:space="preserve">6. Logistics</w:t>
+      </w:r>
+    </w:p>
+    <w:p>
+      <w:pPr>
+        <w:spacing w:after="160"/>
+      </w:pPr>
+      <w:r>
+        <w:t xml:space="preserve">7. History</w:t>
+      </w:r>
+    </w:p>
+    <w:p>
+      <w:pPr>
+        <w:spacing w:after="160"/>
+      </w:pPr>
+      <w:r>
+        <w:t xml:space="preserve">8. Admin Settings — Master, Lead, and Course Admin</w:t>
+      </w:r>
+    </w:p>
+    <w:p>
+      <w:pPr>
+        <w:spacing w:after="160"/>
+      </w:pPr>
+      <w:r>
+        <w:t xml:space="preserve">9. The Bin</w:t>
+      </w:r>
+    </w:p>
+    <w:p>
+      <w:pPr>
+        <w:spacing w:after="160"/>
+      </w:pPr>
+      <w:r>
+        <w:t xml:space="preserve">10. Tips &amp; Troubleshooting</w:t>
       </w:r>
     </w:p>
     <w:p>
@@ -141,7 +157,7 @@
         <w:spacing w:after="160"/>
       </w:pPr>
       <w:r>
-        <w:t xml:space="preserve">CODA is a shared workspace — everyone using it sees the same coaches, courses, and observation history. There's no password to get in; the first time you open CODA on a device, you're asked for your FA Number just to identify who you are. It's remembered on that device from then on — no need to re-enter it each visit.</w:t>
+        <w:t xml:space="preserve">CODA is a shared workspace — everyone using it sees the same coaches, courses, and observation history. There's no password to get in; the first time you open CODA on a device, you're asked for your FA Number just to identify who you are. It's remembered on that device from then on.</w:t>
       </w:r>
     </w:p>
     <w:p>
@@ -158,7 +174,7 @@
           <w:iCs/>
           <w:color w:val="64748B"/>
         </w:rPr>
-        <w:t xml:space="preserve">This is identification, not security — it doesn't restrict what you can see or do. Admin-only actions (further down) have their own separate PIN.</w:t>
+        <w:t xml:space="preserve">This is identification, not security — it doesn't restrict what you can see or do. Admin-only actions have their own separate PIN, covered in Section 8.</w:t>
       </w:r>
     </w:p>
     <w:p>
@@ -206,7 +222,7 @@
         <w:spacing w:after="80"/>
       </w:pPr>
       <w:r>
-        <w:t xml:space="preserve">Completed Tasks — attendance and coursework tracking per coach, per course.</w:t>
+        <w:t xml:space="preserve">Completed Tasks — attendance, coursework, and progress tracking per coach, per course.</w:t>
       </w:r>
     </w:p>
     <w:p>
@@ -240,7 +256,7 @@
         <w:spacing w:after="160"/>
       </w:pPr>
       <w:r>
-        <w:t xml:space="preserve">There's also an Admin button (top right, blue border) that jumps straight to History and opens Admin Settings from anywhere in the app.</w:t>
+        <w:t xml:space="preserve">An Admin button (top right, blue border) jumps straight to History and opens Admin Settings from anywhere in the app.</w:t>
       </w:r>
     </w:p>
     <w:p>
@@ -262,15 +278,7 @@
         <w:spacing w:after="160"/>
       </w:pPr>
       <w:r>
-        <w:t xml:space="preserve">Before you sign in, CODA has a public landing page introducing the app — this is what people see if they visit the site without going straight to the app itself.</w:t>
-      </w:r>
-    </w:p>
-    <w:p>
-      <w:pPr>
-        <w:spacing w:after="160"/>
-      </w:pPr>
-      <w:r>
-        <w:t xml:space="preserve">Along the top of the landing page's hero section sits a row of logos: Football Australia at the top, followed by all nine Member Federations. Clicking any Member Federation's logo takes you straight into New Observation with that federation already selected — a shortcut for someone who knows which federation they're logging for.</w:t>
+        <w:t xml:space="preserve">Before signing in, CODA has a public landing page introducing the app. Along the top of its hero section sits a row of logos — Football Australia, then all nine Member Federations. Clicking any logo takes you straight into New Observation with that federation already selected.</w:t>
       </w:r>
     </w:p>
     <w:p>
@@ -292,7 +300,7 @@
         <w:spacing w:after="160"/>
       </w:pPr>
       <w:r>
-        <w:t xml:space="preserve">New Observation is a five-step wizard. You can leave and come back to an unfinished one at any point using Save &amp; Return — it's saved as a draft and appears on the Dashboard until you submit it.</w:t>
+        <w:t xml:space="preserve">New Observation is a five-step wizard. Save &amp; Return at any point saves it as a draft, visible on the Dashboard until submitted.</w:t>
       </w:r>
     </w:p>
     <w:p>
@@ -327,7 +335,7 @@
         <w:spacing w:after="100"/>
       </w:pPr>
       <w:r>
-        <w:t xml:space="preserve">Choose your Role (Coach Education Tutor, or Technical Director / Coaching Coordinator for informal sessions) and the date.</w:t>
+        <w:t xml:space="preserve">Choose your Role and the date.</w:t>
       </w:r>
     </w:p>
     <w:p>
@@ -340,7 +348,7 @@
         <w:spacing w:after="100"/>
       </w:pPr>
       <w:r>
-        <w:t xml:space="preserve">Select the Member Federation this report belongs to — it sets the logo shown on the printed PDF. Defaults to Football Victoria, or whichever federation you arrived via from the landing page.</w:t>
+        <w:t xml:space="preserve">Select the Member Federation — sets the logo on the printed report. Defaults to Football Victoria, or whichever federation you arrived via from the landing page.</w:t>
       </w:r>
     </w:p>
     <w:p>
@@ -366,7 +374,7 @@
         <w:spacing w:after="100"/>
       </w:pPr>
       <w:r>
-        <w:t xml:space="preserve">Choose Formal course session or Informal club session. Formal sessions ask for the course from your Course Library, plus a Course Number for B and C Diploma courses.</w:t>
+        <w:t xml:space="preserve">Choose Formal or Informal. Formal sessions ask for the course, plus a Course Number for B and C Diploma.</w:t>
       </w:r>
     </w:p>
     <w:p>
@@ -379,7 +387,7 @@
         <w:spacing w:after="100"/>
       </w:pPr>
       <w:r>
-        <w:t xml:space="preserve">For B and A Diploma courses, choose the Diploma Block — this often auto-fills from the coach's attendance on file in Completed Tasks.</w:t>
+        <w:t xml:space="preserve">For B and A Diploma, choose the Diploma Block — often auto-fills from Completed Tasks.</w:t>
       </w:r>
     </w:p>
     <w:p>
@@ -392,7 +400,7 @@
         <w:spacing w:after="100"/>
       </w:pPr>
       <w:r>
-        <w:t xml:space="preserve">Add Key Outcomes Focus — this can pull straight from the coach's IDP (Individual Development Plan) if one is on file.</w:t>
+        <w:t xml:space="preserve">Add Key Outcomes Focus — can pull straight from the coach's IDP if one is on file.</w:t>
       </w:r>
     </w:p>
     <w:p>
@@ -409,7 +417,7 @@
           <w:iCs/>
           <w:color w:val="64748B"/>
         </w:rPr>
-        <w:t xml:space="preserve">If the coach has exactly one Completed Tasks record with a Course Number, CODA auto-fills the course and number for you. If they have more than one, or none, you'll need to select it manually.</w:t>
+        <w:t xml:space="preserve">If the coach has exactly one Completed Tasks record with a Course Number, CODA auto-fills the course. With more than one, or none, select it manually.</w:t>
       </w:r>
     </w:p>
     <w:p>
@@ -426,7 +434,251 @@
         <w:spacing w:after="160"/>
       </w:pPr>
       <w:r>
-        <w:t xml:space="preserve">Capture what was actually planned: the Session Topic, Session Objective, number of players, pitch size, rules or constraints, and Type of Session. Then mark the pitch zones used directly on the diagram — tap a zone to select it, or use Full Pitch to select all 18 at once. D3/M3/F3 (Defensive/Middle/Final Third) are calculated automatically from whichever zones you pick.</w:t>
+        <w:t xml:space="preserve">Session Topic, Session Objective, players, pitch size, rules/constraints, and Type of Session. Mark pitch zones on the diagram — tap to select, or Full Pitch for all 18 at once. D3/M3/F3 calculate automatically from your zone selection.</w:t>
+      </w:r>
+    </w:p>
+    <w:p>
+      <w:pPr>
+        <w:pStyle w:val="Heading2"/>
+        <w:spacing w:after="120" w:before="240"/>
+      </w:pPr>
+      <w:r>
+        <w:t xml:space="preserve">Step 3 — Assessment Scoring</w:t>
+      </w:r>
+    </w:p>
+    <w:p>
+      <w:pPr>
+        <w:spacing w:after="160"/>
+      </w:pPr>
+      <w:r>
+        <w:t xml:space="preserve">Score all six areas 0–3. A score of 0 or 1 requires written evidence before continuing. General Notes stays visible throughout scoring.</w:t>
+      </w:r>
+    </w:p>
+    <w:p>
+      <w:pPr>
+        <w:pStyle w:val="Heading2"/>
+        <w:spacing w:after="120" w:before="240"/>
+      </w:pPr>
+      <w:r>
+        <w:t xml:space="preserve">Step 4 — Feedback</w:t>
+      </w:r>
+    </w:p>
+    <w:p>
+      <w:pPr>
+        <w:spacing w:after="160"/>
+      </w:pPr>
+      <w:r>
+        <w:t xml:space="preserve">Key Strengths, Areas for Development, and Additional Plan Notes (required before submitting).</w:t>
+      </w:r>
+    </w:p>
+    <w:p>
+      <w:pPr>
+        <w:pStyle w:val="Heading2"/>
+        <w:spacing w:after="120" w:before="240"/>
+      </w:pPr>
+      <w:r>
+        <w:t xml:space="preserve">Step 5 — Development Plan</w:t>
+      </w:r>
+    </w:p>
+    <w:p>
+      <w:pPr>
+        <w:spacing w:after="160"/>
+      </w:pPr>
+      <w:r>
+        <w:t xml:space="preserve">Suggest Actions auto-generates a three-item action plan from the scores and notes — edit freely. A score of 16+ triggers Potential Future Pathways. Add the Assessor Signature and Save &amp; Submit.</w:t>
+      </w:r>
+    </w:p>
+    <w:p>
+      <w:pPr>
+        <w:pStyle w:val="Heading2"/>
+        <w:spacing w:after="120" w:before="240"/>
+      </w:pPr>
+      <w:r>
+        <w:t xml:space="preserve">Voice dictation</w:t>
+      </w:r>
+    </w:p>
+    <w:p>
+      <w:pPr>
+        <w:spacing w:after="160"/>
+      </w:pPr>
+      <w:r>
+        <w:t xml:space="preserve">A mic icon appears on Session Objective, Key Outcomes Focus, all six assessment area evidence notes, Strengths, Areas for Development, Plan Notes, and General Notes. Works in Chrome, Edge, and Safari.</w:t>
+      </w:r>
+    </w:p>
+    <w:p>
+      <w:r>
+        <w:br w:type="page"/>
+      </w:r>
+    </w:p>
+    <w:p>
+      <w:pPr>
+        <w:pStyle w:val="Heading1"/>
+        <w:spacing w:after="160" w:before="320"/>
+      </w:pPr>
+      <w:r>
+        <w:t xml:space="preserve">4. Completed Tasks</w:t>
+      </w:r>
+    </w:p>
+    <w:p>
+      <w:pPr>
+        <w:spacing w:after="160"/>
+      </w:pPr>
+      <w:r>
+        <w:t xml:space="preserve">Attendance and coursework tracking per coach, per course — organised under a Member Federation header, with that federation's courses nested underneath and collapsible.</w:t>
+      </w:r>
+    </w:p>
+    <w:p>
+      <w:pPr>
+        <w:pStyle w:val="Heading2"/>
+        <w:spacing w:after="120" w:before="240"/>
+      </w:pPr>
+      <w:r>
+        <w:t xml:space="preserve">Adding a record</w:t>
+      </w:r>
+    </w:p>
+    <w:p>
+      <w:pPr>
+        <w:spacing w:after="160"/>
+      </w:pPr>
+      <w:r>
+        <w:t xml:space="preserve">Add Record, choose the coach and course, set attendance and Member Federation. A Course Number is what makes the record show up under Dashboard's Open/Completed Courses and New Observation's auto-fill.</w:t>
+      </w:r>
+    </w:p>
+    <w:p>
+      <w:pPr>
+        <w:pStyle w:val="Heading2"/>
+        <w:spacing w:after="120" w:before="240"/>
+      </w:pPr>
+      <w:r>
+        <w:t xml:space="preserve">Importing a coursework CSV</w:t>
+      </w:r>
+    </w:p>
+    <w:p>
+      <w:pPr>
+        <w:spacing w:after="160"/>
+      </w:pPr>
+      <w:r>
+        <w:t xml:space="preserve">Import Coursework CSV, choose B or C Diploma, enter Course Title, Course Number, and Member Federation, then upload. Directly accepts a Football Australia registration export — First/Last Name combine automatically, Suborganisation reads as Club, Username as FA Number, and attendance columns are detected automatically from headers like "12/07/2026 (3)". A matching blank template is in Logistics → Course Candidate Sheet Template.</w:t>
+      </w:r>
+    </w:p>
+    <w:p>
+      <w:pPr>
+        <w:pStyle w:val="Heading2"/>
+        <w:spacing w:after="120" w:before="240"/>
+      </w:pPr>
+      <w:r>
+        <w:t xml:space="preserve">Duplicate records</w:t>
+      </w:r>
+    </w:p>
+    <w:p>
+      <w:pPr>
+        <w:spacing w:after="160"/>
+      </w:pPr>
+      <w:r>
+        <w:t xml:space="preserve">Same coach and course showing as two separate records — usually from importing the same roster twice — triggers a "Duplicate Records" button. Merging takes the higher attendance/online modules percentage and combines every completed checklist item, rather than losing one record's progress. Master Admin only.</w:t>
+      </w:r>
+    </w:p>
+    <w:p>
+      <w:pPr>
+        <w:pStyle w:val="Heading2"/>
+        <w:spacing w:after="120" w:before="240"/>
+      </w:pPr>
+      <w:r>
+        <w:t xml:space="preserve">Save PDF</w:t>
+      </w:r>
+    </w:p>
+    <w:p>
+      <w:pPr>
+        <w:spacing w:after="160"/>
+      </w:pPr>
+      <w:r>
+        <w:t xml:space="preserve">Any candidate's full checklist expands to show Save PDF — a combined document with their coursework checklist and every matching observation report, downloaded as an actual file (not just a print dialog).</w:t>
+      </w:r>
+    </w:p>
+    <w:p>
+      <w:pPr>
+        <w:pStyle w:val="Heading2"/>
+        <w:spacing w:after="120" w:before="240"/>
+      </w:pPr>
+      <w:r>
+        <w:t xml:space="preserve">Bulk Member Federation assignment</w:t>
+      </w:r>
+    </w:p>
+    <w:p>
+      <w:pPr>
+        <w:spacing w:after="160"/>
+      </w:pPr>
+      <w:r>
+        <w:t xml:space="preserve">Select records with the checkboxes (or Select All), then use the bar that appears to set the Member Federation across everyone selected — works in any group, useful both for tidying up older records and correcting a wrongly-tagged one.</w:t>
+      </w:r>
+    </w:p>
+    <w:p>
+      <w:r>
+        <w:br w:type="page"/>
+      </w:r>
+    </w:p>
+    <w:p>
+      <w:pPr>
+        <w:pStyle w:val="Heading1"/>
+        <w:spacing w:after="160" w:before="320"/>
+      </w:pPr>
+      <w:r>
+        <w:t xml:space="preserve">5. Candidate Progress Tracking</w:t>
+      </w:r>
+    </w:p>
+    <w:p>
+      <w:pPr>
+        <w:spacing w:after="160"/>
+      </w:pPr>
+      <w:r>
+        <w:t xml:space="preserve">Every B and A Diploma candidate's expanded card shows a Progress Tracking section, block by block.</w:t>
+      </w:r>
+    </w:p>
+    <w:p>
+      <w:pPr>
+        <w:pStyle w:val="ListParagraph"/>
+        <w:numPr>
+          <w:ilvl w:val="0"/>
+          <w:numId w:val="2"/>
+        </w:numPr>
+        <w:spacing w:after="80"/>
+      </w:pPr>
+      <w:r>
+        <w:t xml:space="preserve">Pick the block (B1/B2/B3, or B1–4 for A Diploma) with the small block buttons.</w:t>
+      </w:r>
+    </w:p>
+    <w:p>
+      <w:pPr>
+        <w:pStyle w:val="ListParagraph"/>
+        <w:numPr>
+          <w:ilvl w:val="0"/>
+          <w:numId w:val="2"/>
+        </w:numPr>
+        <w:spacing w:after="80"/>
+      </w:pPr>
+      <w:r>
+        <w:t xml:space="preserve">Set the status for that block: Tracking Ahead, As Expected, or Needs Assistance.</w:t>
+      </w:r>
+    </w:p>
+    <w:p>
+      <w:pPr>
+        <w:pStyle w:val="ListParagraph"/>
+        <w:numPr>
+          <w:ilvl w:val="0"/>
+          <w:numId w:val="2"/>
+        </w:numPr>
+        <w:spacing w:after="80"/>
+      </w:pPr>
+      <w:r>
+        <w:t xml:space="preserve">Starting a new block with no status yet shows the previous block's status as a suggested starting point — clearly marked "Carried forward" — and can be changed at any time.</w:t>
+      </w:r>
+    </w:p>
+    <w:p>
+      <w:pPr>
+        <w:spacing w:after="160"/>
+      </w:pPr>
+      <w:r>
+        <w:t xml:space="preserve">Anyone can see the current status. Setting or changing it needs a quick admin unlock, checked against course access — a Course Admin can only set status for candidates in their own assigned courses, a Lead Admin for anyone in their federation, Master for anyone.</w:t>
       </w:r>
     </w:p>
     <w:p>
@@ -443,24 +695,97 @@
           <w:iCs/>
           <w:color w:val="64748B"/>
         </w:rPr>
-        <w:t xml:space="preserve">Typing the Pitch Size fields: after two digits in Length, the cursor jumps automatically to Width (and back again) — no need to tab manually.</w:t>
-      </w:r>
-    </w:p>
-    <w:p>
-      <w:pPr>
-        <w:pStyle w:val="Heading2"/>
-        <w:spacing w:after="120" w:before="240"/>
-      </w:pPr>
-      <w:r>
-        <w:t xml:space="preserve">Step 3 — Assessment Scoring</w:t>
-      </w:r>
-    </w:p>
-    <w:p>
-      <w:pPr>
-        <w:spacing w:after="160"/>
-      </w:pPr>
-      <w:r>
-        <w:t xml:space="preserve">Score the six assessment areas from 0 (Not Evident) to 3 (Expertise): Objective, Content, Organisation, Presenting, Coaching, and Motivational Climate. A score of 0 or 1 requires written evidence before you can continue. A General Notes box stays visible at the bottom of the screen throughout scoring for anything that doesn't fit neatly under one area.</w:t>
+        <w:t xml:space="preserve">This status is CET-facing only. It never appears in a candidate's Save PDF, Download HTML, or their individual observation report — confirmed directly in the underlying code, not just by design intent.</w:t>
+      </w:r>
+    </w:p>
+    <w:p>
+      <w:r>
+        <w:br w:type="page"/>
+      </w:r>
+    </w:p>
+    <w:p>
+      <w:pPr>
+        <w:pStyle w:val="Heading1"/>
+        <w:spacing w:after="160" w:before="320"/>
+      </w:pPr>
+      <w:r>
+        <w:t xml:space="preserve">6. Logistics</w:t>
+      </w:r>
+    </w:p>
+    <w:p>
+      <w:pPr>
+        <w:spacing w:after="160"/>
+      </w:pPr>
+      <w:r>
+        <w:t xml:space="preserve">Your roster, tutor list, and course library. "How to Use CODA" and "Course Candidate Sheet Template" download from the top of this tab.</w:t>
+      </w:r>
+    </w:p>
+    <w:p>
+      <w:pPr>
+        <w:pStyle w:val="Heading2"/>
+        <w:spacing w:after="120" w:before="240"/>
+      </w:pPr>
+      <w:r>
+        <w:t xml:space="preserve">Coaches &amp; CETs</w:t>
+      </w:r>
+    </w:p>
+    <w:p>
+      <w:pPr>
+        <w:spacing w:after="160"/>
+      </w:pPr>
+      <w:r>
+        <w:t xml:space="preserve">Browse or search the full list — no need to type first. Coaches can have Session Topics, an FA Number, and an IDP attached, including a .docx upload read in automatically.</w:t>
+      </w:r>
+    </w:p>
+    <w:p>
+      <w:pPr>
+        <w:pStyle w:val="Heading2"/>
+        <w:spacing w:after="120" w:before="240"/>
+      </w:pPr>
+      <w:r>
+        <w:t xml:space="preserve">CET details and Member Federation</w:t>
+      </w:r>
+    </w:p>
+    <w:p>
+      <w:pPr>
+        <w:spacing w:after="160"/>
+      </w:pPr>
+      <w:r>
+        <w:t xml:space="preserve">Each CET's card has an Edit button for their Club/Organisation and current accreditation level, and an MF button to assign one or more Member Federations — individually, or in bulk by selecting multiple CETs and using the bar that appears. A Member Federation filter dropdown sits next to the CET search box. Each CET's observation count is a link straight to their filtered History.</w:t>
+      </w:r>
+    </w:p>
+    <w:p>
+      <w:pPr>
+        <w:pStyle w:val="Heading2"/>
+        <w:spacing w:after="120" w:before="240"/>
+      </w:pPr>
+      <w:r>
+        <w:t xml:space="preserve">Course &amp; Workshop Library</w:t>
+      </w:r>
+    </w:p>
+    <w:p>
+      <w:pPr>
+        <w:spacing w:after="160"/>
+      </w:pPr>
+      <w:r>
+        <w:t xml:space="preserve">Every course or workshop you can recommend, tagged to the assessment area(s) it develops — populates the course dropdown throughout the app.</w:t>
+      </w:r>
+    </w:p>
+    <w:p>
+      <w:pPr>
+        <w:pStyle w:val="Heading2"/>
+        <w:spacing w:after="120" w:before="240"/>
+      </w:pPr>
+      <w:r>
+        <w:t xml:space="preserve">Duplicate coaches and CETs</w:t>
+      </w:r>
+    </w:p>
+    <w:p>
+      <w:pPr>
+        <w:spacing w:after="160"/>
+      </w:pPr>
+      <w:r>
+        <w:t xml:space="preserve">A "Duplicates Found" button appears next to Add Coach or Add CET when the same person exists as two profiles. Merging keeps one, moves every observation and completed task onto it, and combines whatever details each had.</w:t>
       </w:r>
     </w:p>
     <w:p>
@@ -477,74 +802,24 @@
           <w:iCs/>
           <w:color w:val="64748B"/>
         </w:rPr>
-        <w:t xml:space="preserve">SOCHANGEIT is a separate evidence checklist for sessions that needed turning around mid-way — it's informational only and doesn't affect the score.</w:t>
-      </w:r>
-    </w:p>
-    <w:p>
-      <w:pPr>
-        <w:pStyle w:val="Heading2"/>
-        <w:spacing w:after="120" w:before="240"/>
-      </w:pPr>
-      <w:r>
-        <w:t xml:space="preserve">Step 4 — Feedback</w:t>
-      </w:r>
-    </w:p>
-    <w:p>
-      <w:pPr>
-        <w:spacing w:after="160"/>
-      </w:pPr>
-      <w:r>
-        <w:t xml:space="preserve">Write up Key Strengths and Areas for Development in your own words, then add Additional Plan Notes for the coach — this is required before you can submit.</w:t>
-      </w:r>
-    </w:p>
-    <w:p>
-      <w:pPr>
-        <w:pStyle w:val="Heading2"/>
-        <w:spacing w:after="120" w:before="240"/>
-      </w:pPr>
-      <w:r>
-        <w:t xml:space="preserve">Step 5 — Development Plan</w:t>
-      </w:r>
-    </w:p>
-    <w:p>
-      <w:pPr>
-        <w:spacing w:after="160"/>
-      </w:pPr>
-      <w:r>
-        <w:t xml:space="preserve">Select Suggest Actions to auto-generate a three-item action plan from the scores and your notes, then edit freely. Scores of 0 or 1 generate direct, honest language naming the gap; scores of 2 or 3 generate warmer, reflective prompts. The Assessment Outcome (Competent / Not Yet Competent / Highly Competent) follows the score automatically unless you override it by hand.</w:t>
-      </w:r>
-    </w:p>
-    <w:p>
-      <w:pPr>
-        <w:spacing w:after="160"/>
-      </w:pPr>
-      <w:r>
-        <w:t xml:space="preserve">If the total score reaches 16 or higher, a Potential Future Pathways box appears automatically — tick any pathways worth flagging for that coach (Analyst, High Performance Coach, S&amp;C Coach).</w:t>
-      </w:r>
-    </w:p>
-    <w:p>
-      <w:pPr>
-        <w:spacing w:after="160"/>
-      </w:pPr>
-      <w:r>
-        <w:t xml:space="preserve">Finally, add the Assessor Signature (auto-filled from the CET, editable) and select Save &amp; Submit.</w:t>
-      </w:r>
-    </w:p>
-    <w:p>
-      <w:pPr>
-        <w:pStyle w:val="Heading2"/>
-        <w:spacing w:after="120" w:before="240"/>
-      </w:pPr>
-      <w:r>
-        <w:t xml:space="preserve">Voice dictation</w:t>
-      </w:r>
-    </w:p>
-    <w:p>
-      <w:pPr>
-        <w:spacing w:after="160"/>
-      </w:pPr>
-      <w:r>
-        <w:t xml:space="preserve">Several text fields — Session Objective, Key Outcomes Focus, Strengths, Areas for Development, Plan Notes, and General Notes — have a small mic icon in the corner. Select it and speak instead of typing, in any browser that supports it (Chrome, Edge, Safari). Moving to another field automatically stops the dictation.</w:t>
+        <w:t xml:space="preserve">Merging duplicate coaches is Master Admin only — coach profiles aren't tagged to a Member Federation. Merging CETs is available to a Lead Admin too, scoped to their own federation.</w:t>
+      </w:r>
+    </w:p>
+    <w:p>
+      <w:pPr>
+        <w:pStyle w:val="Heading2"/>
+        <w:spacing w:after="120" w:before="240"/>
+      </w:pPr>
+      <w:r>
+        <w:t xml:space="preserve">Bulk actions</w:t>
+      </w:r>
+    </w:p>
+    <w:p>
+      <w:pPr>
+        <w:spacing w:after="160"/>
+      </w:pPr>
+      <w:r>
+        <w:t xml:space="preserve">Bulk upload via CSV. Remove All Coaches and Remove All CETs are separate actions, each admin-gated. Removing coaches is Master Admin only; removing CETs can be done by a Lead Admin, scoped to their own federation.</w:t>
       </w:r>
     </w:p>
     <w:p>
@@ -558,49 +833,207 @@
         <w:spacing w:after="160" w:before="320"/>
       </w:pPr>
       <w:r>
-        <w:t xml:space="preserve">4. Completed Tasks</w:t>
-      </w:r>
-    </w:p>
-    <w:p>
-      <w:pPr>
-        <w:spacing w:after="160"/>
-      </w:pPr>
-      <w:r>
-        <w:t xml:space="preserve">This is where attendance and coursework completion is tracked per coach, per course — separate from the observation reports themselves.</w:t>
-      </w:r>
-    </w:p>
-    <w:p>
-      <w:pPr>
-        <w:pStyle w:val="Heading2"/>
-        <w:spacing w:after="120" w:before="240"/>
-      </w:pPr>
-      <w:r>
-        <w:t xml:space="preserve">Adding a record</w:t>
-      </w:r>
-    </w:p>
-    <w:p>
-      <w:pPr>
-        <w:spacing w:after="160"/>
-      </w:pPr>
-      <w:r>
-        <w:t xml:space="preserve">Select Add Record, choose the coach and course, and enter their attendance percentage. Give it a Course Number if the course has one — without it, the record won't show up under the Dashboard's Open/Completed Courses sections, and it won't be found by New Observation's auto-fill.</w:t>
-      </w:r>
-    </w:p>
-    <w:p>
-      <w:pPr>
-        <w:pStyle w:val="Heading2"/>
-        <w:spacing w:after="120" w:before="240"/>
-      </w:pPr>
-      <w:r>
-        <w:t xml:space="preserve">Importing a coursework CSV</w:t>
-      </w:r>
-    </w:p>
-    <w:p>
-      <w:pPr>
-        <w:spacing w:after="160"/>
-      </w:pPr>
-      <w:r>
-        <w:t xml:space="preserve">Select Import Coursework CSV, choose B Diploma or C Diploma, enter the Course Title and Course Number (required), then upload your roster. This directly accepts an export from Football Australia's registration system — CODA combines separate First Name/Last Name columns automatically, reads Suborganisation as Club and Username as FA Number, and detects attendance columns automatically from headers like "12/07/2026 (3)". Coaches are matched by name against your existing roster — anyone not already on file is added automatically. A blank template matching this exact format is available from Logistics → Course Candidate Sheet Template.</w:t>
+        <w:t xml:space="preserve">7. History</w:t>
+      </w:r>
+    </w:p>
+    <w:p>
+      <w:pPr>
+        <w:spacing w:after="160"/>
+      </w:pPr>
+      <w:r>
+        <w:t xml:space="preserve">Every submitted observation, filterable by coach, CET, course number, course type, date range, competence, and score. Clear filters resets everything at once.</w:t>
+      </w:r>
+    </w:p>
+    <w:p>
+      <w:pPr>
+        <w:spacing w:after="160"/>
+      </w:pPr>
+      <w:r>
+        <w:t xml:space="preserve">Opening a report shows Save PDF (downloads an actual file) and Print (opens the print dialog, where "Save as PDF" is also available as an alternative). An Admin can Reopen a submitted report for corrections.</w:t>
+      </w:r>
+    </w:p>
+    <w:p>
+      <w:r>
+        <w:br w:type="page"/>
+      </w:r>
+    </w:p>
+    <w:p>
+      <w:pPr>
+        <w:pStyle w:val="Heading1"/>
+        <w:spacing w:after="160" w:before="320"/>
+      </w:pPr>
+      <w:r>
+        <w:t xml:space="preserve">8. Admin Settings — Master, Lead, and Course Admin</w:t>
+      </w:r>
+    </w:p>
+    <w:p>
+      <w:pPr>
+        <w:spacing w:after="160"/>
+      </w:pPr>
+      <w:r>
+        <w:t xml:space="preserve">The Admin button opens sign-in. There are three tiers:</w:t>
+      </w:r>
+    </w:p>
+    <w:p>
+      <w:pPr>
+        <w:pStyle w:val="Heading2"/>
+        <w:spacing w:after="120" w:before="240"/>
+      </w:pPr>
+      <w:r>
+        <w:t xml:space="preserve">Master Admin</w:t>
+      </w:r>
+    </w:p>
+    <w:p>
+      <w:pPr>
+        <w:spacing w:after="160"/>
+      </w:pPr>
+      <w:r>
+        <w:t xml:space="preserve">Full, unrestricted control across every Member Federation. There's exactly one — you.</w:t>
+      </w:r>
+    </w:p>
+    <w:p>
+      <w:pPr>
+        <w:pStyle w:val="Heading2"/>
+        <w:spacing w:after="120" w:before="240"/>
+      </w:pPr>
+      <w:r>
+        <w:t xml:space="preserve">Lead Admin</w:t>
+      </w:r>
+    </w:p>
+    <w:p>
+      <w:pPr>
+        <w:spacing w:after="160"/>
+      </w:pPr>
+      <w:r>
+        <w:t xml:space="preserve">One per Member Federation (up to 10 total, including Football Australia) — the MF's Technical Director or Coach Education Manager. Each federation can only have one Lead Admin at a time; the picker shows already-claimed federations as taken. A Lead Admin can:</w:t>
+      </w:r>
+    </w:p>
+    <w:p>
+      <w:pPr>
+        <w:pStyle w:val="ListParagraph"/>
+        <w:numPr>
+          <w:ilvl w:val="0"/>
+          <w:numId w:val="2"/>
+        </w:numPr>
+        <w:spacing w:after="80"/>
+      </w:pPr>
+      <w:r>
+        <w:t xml:space="preserve">Clear History, Remove All CETs, Reopen Report, Merge Duplicate CETs, and export PDFs — all scoped to their own federation.</w:t>
+      </w:r>
+    </w:p>
+    <w:p>
+      <w:pPr>
+        <w:pStyle w:val="ListParagraph"/>
+        <w:numPr>
+          <w:ilvl w:val="0"/>
+          <w:numId w:val="2"/>
+        </w:numPr>
+        <w:spacing w:after="80"/>
+      </w:pPr>
+      <w:r>
+        <w:t xml:space="preserve">Add Course Admins for their own federation (up to 4).</w:t>
+      </w:r>
+    </w:p>
+    <w:p>
+      <w:pPr>
+        <w:pStyle w:val="ListParagraph"/>
+        <w:numPr>
+          <w:ilvl w:val="0"/>
+          <w:numId w:val="2"/>
+        </w:numPr>
+        <w:spacing w:after="80"/>
+      </w:pPr>
+      <w:r>
+        <w:t xml:space="preserve">Access the Bin, scoped to their own federation.</w:t>
+      </w:r>
+    </w:p>
+    <w:p>
+      <w:pPr>
+        <w:pStyle w:val="Heading2"/>
+        <w:spacing w:after="120" w:before="240"/>
+      </w:pPr>
+      <w:r>
+        <w:t xml:space="preserve">Course Admin</w:t>
+      </w:r>
+    </w:p>
+    <w:p>
+      <w:pPr>
+        <w:spacing w:after="160"/>
+      </w:pPr>
+      <w:r>
+        <w:t xml:space="preserve">Up to 4 per Member Federation, appointed by Master or that federation's Lead Admin — scoped to specific course numbers, not the whole federation. A Course Admin can:</w:t>
+      </w:r>
+    </w:p>
+    <w:p>
+      <w:pPr>
+        <w:pStyle w:val="ListParagraph"/>
+        <w:numPr>
+          <w:ilvl w:val="0"/>
+          <w:numId w:val="2"/>
+        </w:numPr>
+        <w:spacing w:after="80"/>
+      </w:pPr>
+      <w:r>
+        <w:t xml:space="preserve">Reopen Report and export PDFs, for their assigned courses only.</w:t>
+      </w:r>
+    </w:p>
+    <w:p>
+      <w:pPr>
+        <w:pStyle w:val="ListParagraph"/>
+        <w:numPr>
+          <w:ilvl w:val="0"/>
+          <w:numId w:val="2"/>
+        </w:numPr>
+        <w:spacing w:after="80"/>
+      </w:pPr>
+      <w:r>
+        <w:t xml:space="preserve">Set candidate Progress Tracking status, for their assigned courses only.</w:t>
+      </w:r>
+    </w:p>
+    <w:p>
+      <w:pPr>
+        <w:pStyle w:val="ListParagraph"/>
+        <w:numPr>
+          <w:ilvl w:val="0"/>
+          <w:numId w:val="2"/>
+        </w:numPr>
+        <w:spacing w:after="80"/>
+      </w:pPr>
+      <w:r>
+        <w:t xml:space="preserve">Change their own PIN.</w:t>
+      </w:r>
+    </w:p>
+    <w:p>
+      <w:pPr>
+        <w:spacing w:after="160"/>
+      </w:pPr>
+      <w:r>
+        <w:t xml:space="preserve">Course Admins cannot remove CETs, clear history, merge duplicates, or add other admins.</w:t>
+      </w:r>
+    </w:p>
+    <w:p>
+      <w:pPr>
+        <w:spacing w:after="160"/>
+      </w:pPr>
+      <w:r>
+        <w:t xml:space="preserve">Master Admin only, always: adding or managing admins beyond what's described above, Session Host controls, Export Data / Import Data, Admin Slots, Full PIN Reset, Remove All Coaches, and Merge Duplicate Coaches.</w:t>
+      </w:r>
+    </w:p>
+    <w:p>
+      <w:pPr>
+        <w:pStyle w:val="Heading2"/>
+        <w:spacing w:after="120" w:before="240"/>
+      </w:pPr>
+      <w:r>
+        <w:t xml:space="preserve">Adding, removing, and editing admins</w:t>
+      </w:r>
+    </w:p>
+    <w:p>
+      <w:pPr>
+        <w:spacing w:after="160"/>
+      </w:pPr>
+      <w:r>
+        <w:t xml:space="preserve">Add Admin: Master can add any tier; a Lead Admin can only add Course Admins for their own federation. Each admin badge in the list shows Edit PIN (Master only, changes just that person's PIN) and Remove (Master for anyone; a Lead Admin for their own Course Admins). Removing the last remaining Master Admin is blocked.</w:t>
       </w:r>
     </w:p>
     <w:p>
@@ -617,41 +1050,24 @@
           <w:iCs/>
           <w:color w:val="64748B"/>
         </w:rPr>
-        <w:t xml:space="preserve">This import is not admin-restricted — anyone using CODA can run it, the same as adding a record by hand.</w:t>
-      </w:r>
-    </w:p>
-    <w:p>
-      <w:pPr>
-        <w:pStyle w:val="Heading2"/>
-        <w:spacing w:after="120" w:before="240"/>
-      </w:pPr>
-      <w:r>
-        <w:t xml:space="preserve">The checklist</w:t>
-      </w:r>
-    </w:p>
-    <w:p>
-      <w:pPr>
-        <w:spacing w:after="160"/>
-      </w:pPr>
-      <w:r>
-        <w:t xml:space="preserve">Expand any coach's card to see their full coursework checklist — session plans by topic (B Diploma) or the practical session (C Diploma), plus the fixed milestone items. Items completed via a submitted observation link straight through to that report.</w:t>
-      </w:r>
-    </w:p>
-    <w:p>
-      <w:pPr>
-        <w:pStyle w:val="Heading2"/>
-        <w:spacing w:after="120" w:before="240"/>
-      </w:pPr>
-      <w:r>
-        <w:t xml:space="preserve">Duplicate records</w:t>
-      </w:r>
-    </w:p>
-    <w:p>
-      <w:pPr>
-        <w:spacing w:after="160"/>
-      </w:pPr>
-      <w:r>
-        <w:t xml:space="preserve">If the same coach and course show up as two separate Completed Tasks records — usually from importing the same roster twice — a "Duplicate Records" button appears above the list. Merging takes the higher attendance/online modules percentage and combines every completed checklist item across both, rather than keeping one and losing the other's progress. This is a Master Admin only action.</w:t>
+        <w:t xml:space="preserve">Pressing Enter in any PIN field submits it — no need to click the button.</w:t>
+      </w:r>
+    </w:p>
+    <w:p>
+      <w:pPr>
+        <w:pStyle w:val="Heading2"/>
+        <w:spacing w:after="120" w:before="240"/>
+      </w:pPr>
+      <w:r>
+        <w:t xml:space="preserve">Session Host</w:t>
+      </w:r>
+    </w:p>
+    <w:p>
+      <w:pPr>
+        <w:spacing w:after="160"/>
+      </w:pPr>
+      <w:r>
+        <w:t xml:space="preserve">A separate, technical safeguard: only one Master Admin can be in Admin Settings making changes at a time. Whoever is currently "Session Host" locks the settings while they're in there; entering as Session Host signs out anyone else who was already inside. This only applies among Master Admins — Lead and Course Admins work independently and don't trigger or get affected by it.</w:t>
       </w:r>
     </w:p>
     <w:p>
@@ -665,83 +1081,23 @@
         <w:spacing w:after="160" w:before="320"/>
       </w:pPr>
       <w:r>
-        <w:t xml:space="preserve">5. Logistics</w:t>
-      </w:r>
-    </w:p>
-    <w:p>
-      <w:pPr>
-        <w:spacing w:after="160"/>
-      </w:pPr>
-      <w:r>
-        <w:t xml:space="preserve">Your roster, tutor list, and course library all live here. "How to Use CODA" and "Course Candidate Sheet Template" are downloadable from the top of this tab.</w:t>
-      </w:r>
-    </w:p>
-    <w:p>
-      <w:pPr>
-        <w:pStyle w:val="Heading2"/>
-        <w:spacing w:after="120" w:before="240"/>
-      </w:pPr>
-      <w:r>
-        <w:t xml:space="preserve">Coaches &amp; CETs</w:t>
-      </w:r>
-    </w:p>
-    <w:p>
-      <w:pPr>
-        <w:spacing w:after="160"/>
-      </w:pPr>
-      <w:r>
-        <w:t xml:space="preserve">Search or browse the full list of coaches and CETs — no need to type a search term first, the whole list shows by default. Each coach can have Session Topics (used in New Observation's topic dropdown), an FA Number, and an IDP (Individual Development Plan) attached — including a .docx upload that gets read into the record automatically.</w:t>
-      </w:r>
-    </w:p>
-    <w:p>
-      <w:pPr>
-        <w:pStyle w:val="Heading2"/>
-        <w:spacing w:after="120" w:before="240"/>
-      </w:pPr>
-      <w:r>
-        <w:t xml:space="preserve">CET → Member Federation assignment</w:t>
-      </w:r>
-    </w:p>
-    <w:p>
-      <w:pPr>
-        <w:spacing w:after="160"/>
-      </w:pPr>
-      <w:r>
-        <w:t xml:space="preserve">Each CET can be tagged with one or more Member Federations, which determines what a Federation Admin (see Section 7) can see and act on. Assign it individually via the "MF" button on a CET's card, or in bulk: tick the checkboxes on multiple CETs, then use the bar that appears to add or replace their federation assignment all at once.</w:t>
-      </w:r>
-    </w:p>
-    <w:p>
-      <w:pPr>
-        <w:pStyle w:val="Heading2"/>
-        <w:spacing w:after="120" w:before="240"/>
-      </w:pPr>
-      <w:r>
-        <w:t xml:space="preserve">Course &amp; Workshop Library</w:t>
-      </w:r>
-    </w:p>
-    <w:p>
-      <w:pPr>
-        <w:spacing w:after="160"/>
-      </w:pPr>
-      <w:r>
-        <w:t xml:space="preserve">Add every course or workshop you can recommend, tagged to the assessment area(s) it develops. This library populates the course dropdown throughout the app.</w:t>
-      </w:r>
-    </w:p>
-    <w:p>
-      <w:pPr>
-        <w:pStyle w:val="Heading2"/>
-        <w:spacing w:after="120" w:before="240"/>
-      </w:pPr>
-      <w:r>
-        <w:t xml:space="preserve">Duplicate coaches and CETs</w:t>
-      </w:r>
-    </w:p>
-    <w:p>
-      <w:pPr>
-        <w:spacing w:after="160"/>
-      </w:pPr>
-      <w:r>
-        <w:t xml:space="preserve">If the same person ends up as two separate profiles — usually from importing data twice under different IDs — a "Duplicates Found" button appears next to Add Coach or Add CET. Merging keeps one profile, moves every observation and completed task onto it, and combines whatever details each duplicate had.</w:t>
+        <w:t xml:space="preserve">9. The Bin</w:t>
+      </w:r>
+    </w:p>
+    <w:p>
+      <w:pPr>
+        <w:spacing w:after="160"/>
+      </w:pPr>
+      <w:r>
+        <w:t xml:space="preserve">Every delete in CODA — individual coach, CET, observation, or Completed Tasks deletes, bulk Remove All, Clear History, and even records replaced by a duplicate merge — is recoverable for 30 days rather than gone immediately.</w:t>
+      </w:r>
+    </w:p>
+    <w:p>
+      <w:pPr>
+        <w:spacing w:after="160"/>
+      </w:pPr>
+      <w:r>
+        <w:t xml:space="preserve">Open Bin, inside Admin Settings (Master and Lead Admin only), lists what's been deleted, when, and days remaining, grouped by type, with Restore on each.</w:t>
       </w:r>
     </w:p>
     <w:p>
@@ -758,24 +1114,15 @@
           <w:iCs/>
           <w:color w:val="64748B"/>
         </w:rPr>
-        <w:t xml:space="preserve">Merging duplicate coach profiles is Master Admin only, since coach profiles aren't tagged to a Member Federation. Merging duplicate CETs is available to a Federation Admin too, scoped to their own federation.</w:t>
-      </w:r>
-    </w:p>
-    <w:p>
-      <w:pPr>
-        <w:pStyle w:val="Heading2"/>
-        <w:spacing w:after="120" w:before="240"/>
-      </w:pPr>
-      <w:r>
-        <w:t xml:space="preserve">Bulk actions</w:t>
-      </w:r>
-    </w:p>
-    <w:p>
-      <w:pPr>
-        <w:spacing w:after="160"/>
-      </w:pPr>
-      <w:r>
-        <w:t xml:space="preserve">Bulk upload coaches or CETs via CSV. "Remove All Coaches" and "Remove All CETs" are separate, independent actions (not combined) — each requires admin sign-in. Removing coaches is Master Admin only; removing CETs can be scoped to a Federation Admin's own federation.</w:t>
+        <w:t xml:space="preserve">The Coaches section of the Bin is Master Admin only, matching Coaches being unavailable to scope by federation everywhere else in CODA. CETs, Observations, and Completed Tasks are visible to a Lead Admin, filtered to their own federation.</w:t>
+      </w:r>
+    </w:p>
+    <w:p>
+      <w:pPr>
+        <w:spacing w:after="160"/>
+      </w:pPr>
+      <w:r>
+        <w:t xml:space="preserve">Anything left in the Bin past 30 days is permanently removed automatically the next time anyone opens it — there's no separate cleanup step needed.</w:t>
       </w:r>
     </w:p>
     <w:p>
@@ -789,317 +1136,85 @@
         <w:spacing w:after="160" w:before="320"/>
       </w:pPr>
       <w:r>
-        <w:t xml:space="preserve">6. History</w:t>
-      </w:r>
-    </w:p>
-    <w:p>
-      <w:pPr>
-        <w:spacing w:after="160"/>
-      </w:pPr>
-      <w:r>
-        <w:t xml:space="preserve">Every submitted observation, with a full set of filters: coach, CET, course number, course type (C/B/A Diploma, Foundation, Workshop, Informal), date range, competence outcome, and score range. Select Clear filters to reset them all at once.</w:t>
-      </w:r>
-    </w:p>
-    <w:p>
-      <w:pPr>
-        <w:pStyle w:val="Heading2"/>
-        <w:spacing w:after="120" w:before="240"/>
-      </w:pPr>
-      <w:r>
-        <w:t xml:space="preserve">Viewing a report</w:t>
-      </w:r>
-    </w:p>
-    <w:p>
-      <w:pPr>
-        <w:spacing w:after="160"/>
-      </w:pPr>
-      <w:r>
-        <w:t xml:space="preserve">Select any entry to open the full report — session details, scoring, strengths, development plan, and signature. Select Download PDF at the top to generate a print-ready, A4-formatted copy styled to match the on-screen report, including the Member Federation logo, session plan detail, and pitch diagram — laid out in the same order as the live form.</w:t>
-      </w:r>
-    </w:p>
-    <w:p>
-      <w:pPr>
-        <w:pStyle w:val="Heading2"/>
-        <w:spacing w:after="120" w:before="240"/>
-      </w:pPr>
-      <w:r>
-        <w:t xml:space="preserve">Reopening a submitted report</w:t>
-      </w:r>
-    </w:p>
-    <w:p>
-      <w:pPr>
-        <w:spacing w:after="160"/>
-      </w:pPr>
-      <w:r>
-        <w:t xml:space="preserve">Once submitted, a report is locked. An Admin can select Reopen for Editing and enter their name and PIN to make corrections — the report goes back into the draft editor and needs Save &amp; Submit again to return to History.</w:t>
-      </w:r>
-    </w:p>
-    <w:p>
-      <w:r>
-        <w:br w:type="page"/>
-      </w:r>
-    </w:p>
-    <w:p>
-      <w:pPr>
-        <w:pStyle w:val="Heading1"/>
-        <w:spacing w:after="160" w:before="320"/>
-      </w:pPr>
-      <w:r>
-        <w:t xml:space="preserve">7. Admin Settings — Master vs Federation Admin</w:t>
-      </w:r>
-    </w:p>
-    <w:p>
-      <w:pPr>
-        <w:spacing w:after="160"/>
-      </w:pPr>
-      <w:r>
-        <w:t xml:space="preserve">Select the Admin button (top right, blue border, visible on every tab) to sign in. There are two kinds of admin:</w:t>
-      </w:r>
-    </w:p>
-    <w:p>
-      <w:pPr>
-        <w:pStyle w:val="Heading2"/>
-        <w:spacing w:after="120" w:before="240"/>
-      </w:pPr>
-      <w:r>
-        <w:t xml:space="preserve">Master Admin</w:t>
-      </w:r>
-    </w:p>
-    <w:p>
-      <w:pPr>
-        <w:spacing w:after="160"/>
-      </w:pPr>
-      <w:r>
-        <w:t xml:space="preserve">Full, unrestricted control — every action described below, across every Member Federation. Your existing admins were all set up as Master when this system was introduced.</w:t>
-      </w:r>
-    </w:p>
-    <w:p>
-      <w:pPr>
-        <w:pStyle w:val="Heading2"/>
-        <w:spacing w:after="120" w:before="240"/>
-      </w:pPr>
-      <w:r>
-        <w:t xml:space="preserve">Federation Admin</w:t>
-      </w:r>
-    </w:p>
-    <w:p>
-      <w:pPr>
-        <w:spacing w:after="160"/>
-      </w:pPr>
-      <w:r>
-        <w:t xml:space="preserve">Scoped to one or more Member Federations, assigned when the admin is added. A Federation Admin can:</w:t>
-      </w:r>
-    </w:p>
-    <w:p>
-      <w:pPr>
-        <w:pStyle w:val="ListParagraph"/>
-        <w:numPr>
-          <w:ilvl w:val="0"/>
-          <w:numId w:val="2"/>
-        </w:numPr>
-        <w:spacing w:after="80"/>
-      </w:pPr>
-      <w:r>
-        <w:t xml:space="preserve">Clear History — but only observations tagged to their own federation(s); everyone else's history is untouched.</w:t>
-      </w:r>
-    </w:p>
-    <w:p>
-      <w:pPr>
-        <w:pStyle w:val="ListParagraph"/>
-        <w:numPr>
-          <w:ilvl w:val="0"/>
-          <w:numId w:val="2"/>
-        </w:numPr>
-        <w:spacing w:after="80"/>
-      </w:pPr>
-      <w:r>
-        <w:t xml:space="preserve">Remove All CETs — but only CETs tagged to their own federation(s).</w:t>
-      </w:r>
-    </w:p>
-    <w:p>
-      <w:pPr>
-        <w:pStyle w:val="ListParagraph"/>
-        <w:numPr>
-          <w:ilvl w:val="0"/>
-          <w:numId w:val="2"/>
-        </w:numPr>
-        <w:spacing w:after="80"/>
-      </w:pPr>
-      <w:r>
-        <w:t xml:space="preserve">Reopen Report — but only for reports belonging to their own federation.</w:t>
-      </w:r>
-    </w:p>
-    <w:p>
-      <w:pPr>
-        <w:pStyle w:val="ListParagraph"/>
-        <w:numPr>
-          <w:ilvl w:val="0"/>
-          <w:numId w:val="2"/>
-        </w:numPr>
-        <w:spacing w:after="80"/>
-      </w:pPr>
-      <w:r>
-        <w:t xml:space="preserve">Merge Duplicate CETs — but only groups where at least one profile is tagged to their own federation.</w:t>
-      </w:r>
-    </w:p>
-    <w:p>
-      <w:pPr>
-        <w:pStyle w:val="ListParagraph"/>
-        <w:numPr>
-          <w:ilvl w:val="0"/>
-          <w:numId w:val="2"/>
-        </w:numPr>
-        <w:spacing w:after="80"/>
-      </w:pPr>
-      <w:r>
-        <w:t xml:space="preserve">Export PDF — but only their own federation's submitted observations (plus a best-effort match on related Completed Tasks, since those aren't federation-tagged directly).</w:t>
-      </w:r>
-    </w:p>
-    <w:p>
-      <w:pPr>
-        <w:pStyle w:val="ListParagraph"/>
-        <w:numPr>
-          <w:ilvl w:val="0"/>
-          <w:numId w:val="2"/>
-        </w:numPr>
-        <w:spacing w:after="80"/>
-      </w:pPr>
-      <w:r>
-        <w:t xml:space="preserve">Change their own PIN.</w:t>
-      </w:r>
-    </w:p>
-    <w:p>
-      <w:pPr>
-        <w:spacing w:after="160"/>
-      </w:pPr>
-      <w:r>
-        <w:t xml:space="preserve">Master Admin only, always: adding or managing other admins, Lead Admin controls, Export Data / Import Data (the full JSON backup/restore tool), Admin Slots, Full PIN Reset, Remove All Coaches, and Merge Duplicate Coaches — coach profiles aren't tagged to a federation, so these can't be safely scoped.</w:t>
-      </w:r>
-    </w:p>
-    <w:p>
-      <w:pPr>
-        <w:pBdr>
-          <w:left w:val="single" w:color="C9A227" w:sz="12" w:space="8"/>
-        </w:pBdr>
-        <w:spacing w:after="200" w:before="60"/>
-        <w:ind w:left="360"/>
-      </w:pPr>
-      <w:r>
-        <w:rPr>
-          <w:i/>
-          <w:iCs/>
-          <w:color w:val="64748B"/>
-        </w:rPr>
-        <w:t xml:space="preserve">Federation Admins don't lock each other out the way Master Admins do under Lead Admin — they can work independently and concurrently, since they're typically working on different federations' data.</w:t>
-      </w:r>
-    </w:p>
-    <w:p>
-      <w:pPr>
-        <w:pStyle w:val="Heading2"/>
-        <w:spacing w:after="120" w:before="240"/>
-      </w:pPr>
-      <w:r>
-        <w:t xml:space="preserve">Adding an admin</w:t>
-      </w:r>
-    </w:p>
-    <w:p>
-      <w:pPr>
-        <w:spacing w:after="160"/>
-      </w:pPr>
-      <w:r>
-        <w:t xml:space="preserve">Only a Master Admin can add new admins. Choose Master Admin or Federation Admin (with one or more federations selected), then either set their PIN yourself or hand them the device to set it privately.</w:t>
-      </w:r>
-    </w:p>
-    <w:p>
-      <w:r>
-        <w:br w:type="page"/>
-      </w:r>
-    </w:p>
-    <w:p>
-      <w:pPr>
-        <w:pStyle w:val="Heading1"/>
-        <w:spacing w:after="160" w:before="320"/>
-      </w:pPr>
-      <w:r>
-        <w:t xml:space="preserve">8. Tips &amp; Troubleshooting</w:t>
-      </w:r>
-    </w:p>
-    <w:p>
-      <w:pPr>
-        <w:pStyle w:val="ListParagraph"/>
-        <w:numPr>
-          <w:ilvl w:val="0"/>
-          <w:numId w:val="2"/>
-        </w:numPr>
-        <w:spacing w:after="80"/>
-      </w:pPr>
-      <w:r>
-        <w:t xml:space="preserve">Drafts autosave as you move between steps in New Observation — you can always close and come back via the Dashboard.</w:t>
-      </w:r>
-    </w:p>
-    <w:p>
-      <w:pPr>
-        <w:pStyle w:val="ListParagraph"/>
-        <w:numPr>
-          <w:ilvl w:val="0"/>
-          <w:numId w:val="2"/>
-        </w:numPr>
-        <w:spacing w:after="80"/>
-      </w:pPr>
-      <w:r>
-        <w:t xml:space="preserve">A coach's Diploma Block and Course Number will auto-fill if — and only if — they have exactly one matching Completed Tasks record with a Course Number set.</w:t>
-      </w:r>
-    </w:p>
-    <w:p>
-      <w:pPr>
-        <w:pStyle w:val="ListParagraph"/>
-        <w:numPr>
-          <w:ilvl w:val="0"/>
-          <w:numId w:val="2"/>
-        </w:numPr>
-        <w:spacing w:after="80"/>
-      </w:pPr>
-      <w:r>
-        <w:t xml:space="preserve">The Potential Future Pathways box is based on the actual running score reaching 16+, not on whatever the Assessment Outcome dropdown currently shows.</w:t>
-      </w:r>
-    </w:p>
-    <w:p>
-      <w:pPr>
-        <w:pStyle w:val="ListParagraph"/>
-        <w:numPr>
-          <w:ilvl w:val="0"/>
-          <w:numId w:val="2"/>
-        </w:numPr>
-        <w:spacing w:after="80"/>
-      </w:pPr>
-      <w:r>
-        <w:t xml:space="preserve">Session Topic and Diploma Block are required for B and C Diploma courses specifically, so the wizard won't let you submit without them for those course types.</w:t>
-      </w:r>
-    </w:p>
-    <w:p>
-      <w:pPr>
-        <w:pStyle w:val="ListParagraph"/>
-        <w:numPr>
-          <w:ilvl w:val="0"/>
-          <w:numId w:val="2"/>
-        </w:numPr>
-        <w:spacing w:after="80"/>
-      </w:pPr>
-      <w:r>
-        <w:t xml:space="preserve">The pitch zones diagram shows one consistent shade per column, not two — if you're comparing to an older screenshot, this is intentional.</w:t>
-      </w:r>
-    </w:p>
-    <w:p>
-      <w:pPr>
-        <w:pStyle w:val="ListParagraph"/>
-        <w:numPr>
-          <w:ilvl w:val="0"/>
-          <w:numId w:val="2"/>
-        </w:numPr>
-        <w:spacing w:after="80"/>
-      </w:pPr>
-      <w:r>
-        <w:t xml:space="preserve">If a duplicate coach, CET, or Completed Tasks record isn't picked up automatically, it's because the names don't match exactly (a missing middle name, a typo) — the detection only catches exact matches.</w:t>
+        <w:t xml:space="preserve">10. Tips &amp; Troubleshooting</w:t>
+      </w:r>
+    </w:p>
+    <w:p>
+      <w:pPr>
+        <w:pStyle w:val="ListParagraph"/>
+        <w:numPr>
+          <w:ilvl w:val="0"/>
+          <w:numId w:val="2"/>
+        </w:numPr>
+        <w:spacing w:after="80"/>
+      </w:pPr>
+      <w:r>
+        <w:t xml:space="preserve">Drafts autosave as you move between steps in New Observation.</w:t>
+      </w:r>
+    </w:p>
+    <w:p>
+      <w:pPr>
+        <w:pStyle w:val="ListParagraph"/>
+        <w:numPr>
+          <w:ilvl w:val="0"/>
+          <w:numId w:val="2"/>
+        </w:numPr>
+        <w:spacing w:after="80"/>
+      </w:pPr>
+      <w:r>
+        <w:t xml:space="preserve">Diploma Block and Course Number auto-fill only when a coach has exactly one matching Completed Tasks record.</w:t>
+      </w:r>
+    </w:p>
+    <w:p>
+      <w:pPr>
+        <w:pStyle w:val="ListParagraph"/>
+        <w:numPr>
+          <w:ilvl w:val="0"/>
+          <w:numId w:val="2"/>
+        </w:numPr>
+        <w:spacing w:after="80"/>
+      </w:pPr>
+      <w:r>
+        <w:t xml:space="preserve">Potential Future Pathways triggers off the actual running score reaching 16+, not whatever the Assessment Outcome dropdown currently shows.</w:t>
+      </w:r>
+    </w:p>
+    <w:p>
+      <w:pPr>
+        <w:pStyle w:val="ListParagraph"/>
+        <w:numPr>
+          <w:ilvl w:val="0"/>
+          <w:numId w:val="2"/>
+        </w:numPr>
+        <w:spacing w:after="80"/>
+      </w:pPr>
+      <w:r>
+        <w:t xml:space="preserve">Session Topic and Diploma Block are required specifically for B and C Diploma.</w:t>
+      </w:r>
+    </w:p>
+    <w:p>
+      <w:pPr>
+        <w:pStyle w:val="ListParagraph"/>
+        <w:numPr>
+          <w:ilvl w:val="0"/>
+          <w:numId w:val="2"/>
+        </w:numPr>
+        <w:spacing w:after="80"/>
+      </w:pPr>
+      <w:r>
+        <w:t xml:space="preserve">Duplicate detection (coaches, CETs, Completed Tasks records) only catches exact name matches — a typo or missing middle name won't be picked up automatically.</w:t>
+      </w:r>
+    </w:p>
+    <w:p>
+      <w:pPr>
+        <w:pStyle w:val="ListParagraph"/>
+        <w:numPr>
+          <w:ilvl w:val="0"/>
+          <w:numId w:val="2"/>
+        </w:numPr>
+        <w:spacing w:after="80"/>
+      </w:pPr>
+      <w:r>
+        <w:t xml:space="preserve">Restoring something from the Bin reflects everywhere in the app immediately — no page refresh needed.</w:t>
       </w:r>
     </w:p>
     <w:p>

--- a/public/CODA_How_To_Use.docx
+++ b/public/CODA_How_To_Use.docx
@@ -119,7 +119,7 @@
         <w:spacing w:after="160"/>
       </w:pPr>
       <w:r>
-        <w:t xml:space="preserve">8. Admin Settings — Master, Lead, and Course Admin</w:t>
+        <w:t xml:space="preserve">8. Admin Settings — MA Admin, MF Admin, MF Coordinator, and Course Admin</w:t>
       </w:r>
     </w:p>
     <w:p>
@@ -157,7 +157,15 @@
         <w:spacing w:after="160"/>
       </w:pPr>
       <w:r>
-        <w:t xml:space="preserve">CODA is a shared workspace — everyone using it sees the same coaches, courses, and observation history. There's no password to get in; the first time you open CODA on a device, you're asked for your FA Number just to identify who you are. It's remembered on that device from then on.</w:t>
+        <w:t xml:space="preserve">CODA is a shared workspace — everyone using it sees the same coaches, courses, and observation history, though what shows up in the Dashboard, Completed Tasks, and History can be scoped down depending on how you sign in (more below).</w:t>
+      </w:r>
+    </w:p>
+    <w:p>
+      <w:pPr>
+        <w:spacing w:after="160"/>
+      </w:pPr>
+      <w:r>
+        <w:t xml:space="preserve">The first time you open CODA on a device (or any time after using Sign Out), you're asked to identify yourself: as a CET — just pick your name from the list, no PIN needed — or as an Admin, with a name and 4-digit PIN. Your choice is remembered on that device until you sign out, using the link next to your name in the top-right of the header.</w:t>
       </w:r>
     </w:p>
     <w:p>
@@ -174,7 +182,7 @@
           <w:iCs/>
           <w:color w:val="64748B"/>
         </w:rPr>
-        <w:t xml:space="preserve">This is identification, not security — it doesn't restrict what you can see or do. Admin-only actions have their own separate PIN, covered in Section 8.</w:t>
+        <w:t xml:space="preserve">Signing in as a CET doesn't restrict anything — you get full access to do your normal work. Signing in as an Admin does: MA Admin sees every federation's courses and activity, MF Admin and MF Coordinator only see their own federation's, and Course Admin only sees their assigned course(s). Full detail on the four admin tiers is in Section 8.</w:t>
       </w:r>
     </w:p>
     <w:p>
@@ -863,49 +871,57 @@
         <w:spacing w:after="160" w:before="320"/>
       </w:pPr>
       <w:r>
-        <w:t xml:space="preserve">8. Admin Settings — Master, Lead, and Course Admin</w:t>
-      </w:r>
-    </w:p>
-    <w:p>
-      <w:pPr>
-        <w:spacing w:after="160"/>
-      </w:pPr>
-      <w:r>
-        <w:t xml:space="preserve">The Admin button opens sign-in. There are three tiers:</w:t>
-      </w:r>
-    </w:p>
-    <w:p>
-      <w:pPr>
-        <w:pStyle w:val="Heading2"/>
-        <w:spacing w:after="120" w:before="240"/>
-      </w:pPr>
-      <w:r>
-        <w:t xml:space="preserve">Master Admin</w:t>
-      </w:r>
-    </w:p>
-    <w:p>
-      <w:pPr>
-        <w:spacing w:after="160"/>
-      </w:pPr>
-      <w:r>
-        <w:t xml:space="preserve">Full, unrestricted control across every Member Federation. There's exactly one — you.</w:t>
-      </w:r>
-    </w:p>
-    <w:p>
-      <w:pPr>
-        <w:pStyle w:val="Heading2"/>
-        <w:spacing w:after="120" w:before="240"/>
-      </w:pPr>
-      <w:r>
-        <w:t xml:space="preserve">Lead Admin</w:t>
-      </w:r>
-    </w:p>
-    <w:p>
-      <w:pPr>
-        <w:spacing w:after="160"/>
-      </w:pPr>
-      <w:r>
-        <w:t xml:space="preserve">One per Member Federation (up to 10 total, including Football Australia) — the MF's Technical Director or Coach Education Manager. Each federation can only have one Lead Admin at a time; the picker shows already-claimed federations as taken. A Lead Admin can:</w:t>
+        <w:t xml:space="preserve">8. Admin Settings — MA Admin, MF Admin, MF Coordinator, and Course Admin</w:t>
+      </w:r>
+    </w:p>
+    <w:p>
+      <w:pPr>
+        <w:spacing w:after="160"/>
+      </w:pPr>
+      <w:r>
+        <w:t xml:space="preserve">This Admin Settings panel is separate from the sign-in screen you see when opening CODA (Section 1) — even if you already signed in as an admin there, opening Admin Settings from the Admin button asks for your name and PIN again.</w:t>
+      </w:r>
+    </w:p>
+    <w:p>
+      <w:pPr>
+        <w:spacing w:after="160"/>
+      </w:pPr>
+      <w:r>
+        <w:t xml:space="preserve">The Admin button opens sign-in. There are four tiers:</w:t>
+      </w:r>
+    </w:p>
+    <w:p>
+      <w:pPr>
+        <w:pStyle w:val="Heading2"/>
+        <w:spacing w:after="120" w:before="240"/>
+      </w:pPr>
+      <w:r>
+        <w:t xml:space="preserve">MA Admin</w:t>
+      </w:r>
+    </w:p>
+    <w:p>
+      <w:pPr>
+        <w:spacing w:after="160"/>
+      </w:pPr>
+      <w:r>
+        <w:t xml:space="preserve">Full, unrestricted control across every Member Federation. There's exactly one — you. Sees every course and every federation's activity, everywhere in the app.</w:t>
+      </w:r>
+    </w:p>
+    <w:p>
+      <w:pPr>
+        <w:pStyle w:val="Heading2"/>
+        <w:spacing w:after="120" w:before="240"/>
+      </w:pPr>
+      <w:r>
+        <w:t xml:space="preserve">MF Admin</w:t>
+      </w:r>
+    </w:p>
+    <w:p>
+      <w:pPr>
+        <w:spacing w:after="160"/>
+      </w:pPr>
+      <w:r>
+        <w:t xml:space="preserve">One per Member Federation (up to 10 total, including Football Australia) — the MF's Technical Director or Coach Education Manager. Each federation can only have one MF Admin at a time; the picker shows already-claimed federations as taken. Once signed in, the Dashboard, Completed Tasks, and History only show their own federation's courses and activity. An MF Admin can:</w:t>
       </w:r>
     </w:p>
     <w:p>
@@ -931,7 +947,7 @@
         <w:spacing w:after="80"/>
       </w:pPr>
       <w:r>
-        <w:t xml:space="preserve">Add Course Admins for their own federation (up to 4).</w:t>
+        <w:t xml:space="preserve">Add Course Admins and one MF Coordinator for their own federation.</w:t>
       </w:r>
     </w:p>
     <w:p>
@@ -953,6 +969,70 @@
         <w:spacing w:after="120" w:before="240"/>
       </w:pPr>
       <w:r>
+        <w:t xml:space="preserve">MF Coordinator</w:t>
+      </w:r>
+    </w:p>
+    <w:p>
+      <w:pPr>
+        <w:spacing w:after="160"/>
+      </w:pPr>
+      <w:r>
+        <w:t xml:space="preserve">One per Member Federation, addable by Master or that federation's own MF Admin. A lighter version of MF Admin — the same MF-scoped view of courses and activity, and the same day-to-day management, but without MF Admin's bulk-destructive powers. An MF Coordinator can:</w:t>
+      </w:r>
+    </w:p>
+    <w:p>
+      <w:pPr>
+        <w:pStyle w:val="ListParagraph"/>
+        <w:numPr>
+          <w:ilvl w:val="0"/>
+          <w:numId w:val="2"/>
+        </w:numPr>
+        <w:spacing w:after="80"/>
+      </w:pPr>
+      <w:r>
+        <w:t xml:space="preserve">Reopen Report, export PDFs, set Progress Tracking status, and manage RAPA assessors — all scoped to their own federation.</w:t>
+      </w:r>
+    </w:p>
+    <w:p>
+      <w:pPr>
+        <w:pStyle w:val="ListParagraph"/>
+        <w:numPr>
+          <w:ilvl w:val="0"/>
+          <w:numId w:val="2"/>
+        </w:numPr>
+        <w:spacing w:after="80"/>
+      </w:pPr>
+      <w:r>
+        <w:t xml:space="preserve">Access the Bin, scoped to their own federation.</w:t>
+      </w:r>
+    </w:p>
+    <w:p>
+      <w:pPr>
+        <w:pStyle w:val="ListParagraph"/>
+        <w:numPr>
+          <w:ilvl w:val="0"/>
+          <w:numId w:val="2"/>
+        </w:numPr>
+        <w:spacing w:after="80"/>
+      </w:pPr>
+      <w:r>
+        <w:t xml:space="preserve">Change their own PIN.</w:t>
+      </w:r>
+    </w:p>
+    <w:p>
+      <w:pPr>
+        <w:spacing w:after="160"/>
+      </w:pPr>
+      <w:r>
+        <w:t xml:space="preserve">An MF Coordinator cannot Clear History, Remove All CETs, Merge Duplicate CETs, or add and remove other admins.</w:t>
+      </w:r>
+    </w:p>
+    <w:p>
+      <w:pPr>
+        <w:pStyle w:val="Heading2"/>
+        <w:spacing w:after="120" w:before="240"/>
+      </w:pPr>
+      <w:r>
         <w:t xml:space="preserve">Course Admin</w:t>
       </w:r>
     </w:p>
@@ -961,7 +1041,7 @@
         <w:spacing w:after="160"/>
       </w:pPr>
       <w:r>
-        <w:t xml:space="preserve">Up to 4 per Member Federation, appointed by Master or that federation's Lead Admin — scoped to specific course numbers, not the whole federation. A Course Admin can:</w:t>
+        <w:t xml:space="preserve">Up to 4 per Member Federation, appointed by Master or that federation's MF Admin — scoped to specific course numbers, not the whole federation. Once signed in, the Dashboard, Completed Tasks, and History only show their assigned course(s). A Course Admin can:</w:t>
       </w:r>
     </w:p>
     <w:p>
@@ -1016,7 +1096,7 @@
         <w:spacing w:after="160"/>
       </w:pPr>
       <w:r>
-        <w:t xml:space="preserve">Master Admin only, always: adding or managing admins beyond what's described above, Session Host controls, Export Data / Import Data, Admin Slots, Full PIN Reset, Remove All Coaches, and Merge Duplicate Coaches.</w:t>
+        <w:t xml:space="preserve">MA Admin only, always: adding or managing admins beyond what's described above, Session Host controls, Export Data / Import Data, Admin Slots, Full PIN Reset, Remove All Coaches, and Merge Duplicate Coaches.</w:t>
       </w:r>
     </w:p>
     <w:p>
@@ -1033,7 +1113,7 @@
         <w:spacing w:after="160"/>
       </w:pPr>
       <w:r>
-        <w:t xml:space="preserve">Add Admin: Master can add any tier; a Lead Admin can only add Course Admins for their own federation. Each admin badge in the list shows Edit PIN (Master only, changes just that person's PIN) and Remove (Master for anyone; a Lead Admin for their own Course Admins). Removing the last remaining Master Admin is blocked.</w:t>
+        <w:t xml:space="preserve">Add Admin: MA Admin can add any tier; an MF Admin can add Course Admins and one MF Coordinator for their own federation. Each admin badge in the list shows Edit PIN (MA Admin only, changes just that person's PIN) and Remove (MA Admin for anyone; an MF Admin for their own Course Admins and MF Coordinator). Removing the last remaining MA Admin is blocked.</w:t>
       </w:r>
     </w:p>
     <w:p>
@@ -1067,7 +1147,7 @@
         <w:spacing w:after="160"/>
       </w:pPr>
       <w:r>
-        <w:t xml:space="preserve">A separate, technical safeguard: only one Master Admin can be in Admin Settings making changes at a time. Whoever is currently "Session Host" locks the settings while they're in there; entering as Session Host signs out anyone else who was already inside. This only applies among Master Admins — Lead and Course Admins work independently and don't trigger or get affected by it.</w:t>
+        <w:t xml:space="preserve">A separate, technical safeguard: only one MA Admin can be in Admin Settings making changes at a time. Whoever is currently “Session Host” locks the settings while they're in there; entering as Session Host signs out anyone else who was already inside. This only applies among MA Admins — MF Admin, MF Coordinator, and Course Admin work independently and don't trigger or get affected by it.</w:t>
       </w:r>
     </w:p>
     <w:p>
